--- a/contributors/kemmy-kk-web/report/AI_Assistant_Project_Report (2).docx
+++ b/contributors/kemmy-kk-web/report/AI_Assistant_Project_Report (2).docx
@@ -1,6 +1,6 @@
 
 <file path=word/document.xml><?xml version="1.0" encoding="utf-8"?>
-<w:document xmlns:wpc="http://schemas.microsoft.com/office/word/2010/wordprocessingCanvas" xmlns:mc="http://schemas.openxmlformats.org/markup-compatibility/2006" xmlns:o="urn:schemas-microsoft-com:office:office" xmlns:r="http://schemas.openxmlformats.org/officeDocument/2006/relationships" xmlns:m="http://schemas.openxmlformats.org/officeDocument/2006/math" xmlns:v="urn:schemas-microsoft-com:vml" xmlns:wp14="http://schemas.microsoft.com/office/word/2010/wordprocessingDrawing" xmlns:wp="http://schemas.openxmlformats.org/drawingml/2006/wordprocessingDrawing" xmlns:w10="urn:schemas-microsoft-com:office:word" xmlns:w="http://schemas.openxmlformats.org/wordprocessingml/2006/main" xmlns:w14="http://schemas.microsoft.com/office/word/2010/wordml" xmlns:w15="http://schemas.microsoft.com/office/word/2012/wordml" xmlns:wpg="http://schemas.microsoft.com/office/word/2010/wordprocessingGroup" xmlns:wpi="http://schemas.microsoft.com/office/word/2010/wordprocessingInk" xmlns:wne="http://schemas.microsoft.com/office/word/2006/wordml" xmlns:wps="http://schemas.microsoft.com/office/word/2010/wordprocessingShape" xmlns:cx="http://schemas.microsoft.com/office/drawing/2014/chartex" xmlns:cx1="http://schemas.microsoft.com/office/drawing/2015/9/8/chartex" xmlns:cx2="http://schemas.microsoft.com/office/drawing/2015/10/21/chartex" xmlns:cx3="http://schemas.microsoft.com/office/drawing/2016/5/9/chartex" xmlns:cx4="http://schemas.microsoft.com/office/drawing/2016/5/10/chartex" xmlns:cx5="http://schemas.microsoft.com/office/drawing/2016/5/11/chartex" xmlns:cx6="http://schemas.microsoft.com/office/drawing/2016/5/12/chartex" xmlns:cx7="http://schemas.microsoft.com/office/drawing/2016/5/13/chartex" xmlns:cx8="http://schemas.microsoft.com/office/drawing/2016/5/14/chartex" xmlns:aink="http://schemas.microsoft.com/office/drawing/2016/ink" xmlns:am3d="http://schemas.microsoft.com/office/drawing/2017/model3d" xmlns:w16cex="http://schemas.microsoft.com/office/word/2018/wordml/cex" xmlns:w16cid="http://schemas.microsoft.com/office/word/2016/wordml/cid" xmlns:w16="http://schemas.microsoft.com/office/word/2018/wordml" xmlns:w16sdtdh="http://schemas.microsoft.com/office/word/2020/wordml/sdtdatahash" xmlns:w16se="http://schemas.microsoft.com/office/word/2015/wordml/symex" mc:Ignorable="w14 w15 wp14">
+<w:document xmlns:wpc="http://schemas.microsoft.com/office/word/2010/wordprocessingCanvas" xmlns:cx="http://schemas.microsoft.com/office/drawing/2014/chartex" xmlns:cx1="http://schemas.microsoft.com/office/drawing/2015/9/8/chartex" xmlns:cx2="http://schemas.microsoft.com/office/drawing/2015/10/21/chartex" xmlns:cx3="http://schemas.microsoft.com/office/drawing/2016/5/9/chartex" xmlns:cx4="http://schemas.microsoft.com/office/drawing/2016/5/10/chartex" xmlns:cx5="http://schemas.microsoft.com/office/drawing/2016/5/11/chartex" xmlns:cx6="http://schemas.microsoft.com/office/drawing/2016/5/12/chartex" xmlns:cx7="http://schemas.microsoft.com/office/drawing/2016/5/13/chartex" xmlns:cx8="http://schemas.microsoft.com/office/drawing/2016/5/14/chartex" xmlns:mc="http://schemas.openxmlformats.org/markup-compatibility/2006" xmlns:aink="http://schemas.microsoft.com/office/drawing/2016/ink" xmlns:am3d="http://schemas.microsoft.com/office/drawing/2017/model3d" xmlns:o="urn:schemas-microsoft-com:office:office" xmlns:r="http://schemas.openxmlformats.org/officeDocument/2006/relationships" xmlns:m="http://schemas.openxmlformats.org/officeDocument/2006/math" xmlns:v="urn:schemas-microsoft-com:vml" xmlns:wp14="http://schemas.microsoft.com/office/word/2010/wordprocessingDrawing" xmlns:wp="http://schemas.openxmlformats.org/drawingml/2006/wordprocessingDrawing" xmlns:w10="urn:schemas-microsoft-com:office:word" xmlns:w="http://schemas.openxmlformats.org/wordprocessingml/2006/main" xmlns:w14="http://schemas.microsoft.com/office/word/2010/wordml" xmlns:w15="http://schemas.microsoft.com/office/word/2012/wordml" xmlns:w16cex="http://schemas.microsoft.com/office/word/2018/wordml/cex" xmlns:w16cid="http://schemas.microsoft.com/office/word/2016/wordml/cid" xmlns:w16="http://schemas.microsoft.com/office/word/2018/wordml" xmlns:w16sdtdh="http://schemas.microsoft.com/office/word/2020/wordml/sdtdatahash" xmlns:w16se="http://schemas.microsoft.com/office/word/2015/wordml/symex" xmlns:wpg="http://schemas.microsoft.com/office/word/2010/wordprocessingGroup" xmlns:wpi="http://schemas.microsoft.com/office/word/2010/wordprocessingInk" xmlns:wne="http://schemas.microsoft.com/office/word/2006/wordml" xmlns:wps="http://schemas.microsoft.com/office/word/2010/wordprocessingShape" mc:Ignorable="w14 w15 w16se w16cid w16 w16cex w16sdtdh wp14">
   <w:body>
     <w:p>
       <w:pPr>
@@ -19,12 +19,12 @@
           <w:sz w:val="44"/>
           <w:szCs w:val="44"/>
         </w:rPr>
-        <w:t xml:space="preserve">AI ASSISTANT PROJECT</w:t>
-      </w:r>
-    </w:p>
-    <w:p>
-      <w:pPr>
-        <w:spacing w:after="160" w:before="160"/>
+        <w:t>AI ASSISTANT PROJECT</w:t>
+      </w:r>
+    </w:p>
+    <w:p>
+      <w:pPr>
+        <w:spacing w:before="160" w:after="160"/>
         <w:jc w:val="center"/>
       </w:pPr>
       <w:r>
@@ -33,13 +33,13 @@
           <w:sz w:val="24"/>
           <w:szCs w:val="24"/>
         </w:rPr>
-        <w:t xml:space="preserve">An Early-Stage Configuration Under Development</w:t>
+        <w:t>An Early-Stage Configuration Under Development</w:t>
       </w:r>
     </w:p>
     <w:p>
       <w:pPr>
         <w:pBdr>
-          <w:top w:val="single" w:color="2C5F8A" w:sz="6" w:space="8"/>
+          <w:top w:val="single" w:sz="6" w:space="8" w:color="2C5F8A"/>
         </w:pBdr>
         <w:jc w:val="center"/>
       </w:pPr>
@@ -54,10 +54,8 @@
           <w:i/>
           <w:iCs/>
           <w:color w:val="6B7280"/>
-          <w:sz w:val="20"/>
-          <w:szCs w:val="20"/>
-        </w:rPr>
-        <w:t xml:space="preserve">Project Report</w:t>
+        </w:rPr>
+        <w:t>Project Report</w:t>
       </w:r>
     </w:p>
     <w:p>
@@ -71,12 +69,30 @@
           <w:sz w:val="22"/>
           <w:szCs w:val="22"/>
         </w:rPr>
-        <w:t xml:space="preserve">Prepared by: Bongkiyung Kelly</w:t>
-      </w:r>
-    </w:p>
-    <w:p>
-      <w:pPr>
-        <w:spacing w:after="300" w:before="80"/>
+        <w:t xml:space="preserve">Prepared by: </w:t>
+      </w:r>
+      <w:proofErr w:type="spellStart"/>
+      <w:r>
+        <w:rPr>
+          <w:color w:val="1F2937"/>
+          <w:sz w:val="22"/>
+          <w:szCs w:val="22"/>
+        </w:rPr>
+        <w:t>Bongkiyung</w:t>
+      </w:r>
+      <w:proofErr w:type="spellEnd"/>
+      <w:r>
+        <w:rPr>
+          <w:color w:val="1F2937"/>
+          <w:sz w:val="22"/>
+          <w:szCs w:val="22"/>
+        </w:rPr>
+        <w:t xml:space="preserve"> Kelly</w:t>
+      </w:r>
+    </w:p>
+    <w:p>
+      <w:pPr>
+        <w:spacing w:before="80" w:after="300"/>
         <w:jc w:val="center"/>
       </w:pPr>
       <w:r>
@@ -85,16 +101,34 @@
           <w:sz w:val="22"/>
           <w:szCs w:val="22"/>
         </w:rPr>
-        <w:t xml:space="preserve">Supervisor: Fonyuy Gita</w:t>
+        <w:t xml:space="preserve">Supervisor: </w:t>
+      </w:r>
+      <w:proofErr w:type="spellStart"/>
+      <w:r>
+        <w:rPr>
+          <w:color w:val="1F2937"/>
+          <w:sz w:val="22"/>
+          <w:szCs w:val="22"/>
+        </w:rPr>
+        <w:t>Fonyuy</w:t>
+      </w:r>
+      <w:proofErr w:type="spellEnd"/>
+      <w:r>
+        <w:rPr>
+          <w:color w:val="1F2937"/>
+          <w:sz w:val="22"/>
+          <w:szCs w:val="22"/>
+        </w:rPr>
+        <w:t xml:space="preserve"> Gita</w:t>
       </w:r>
     </w:p>
     <w:p>
       <w:pPr>
         <w:pStyle w:val="Heading1"/>
         <w:pBdr>
-          <w:bottom w:val="single" w:color="2C5F8A" w:sz="8" w:space="4"/>
+          <w:bottom w:val="single" w:sz="8" w:space="4" w:color="2C5F8A"/>
         </w:pBdr>
-        <w:spacing w:after="160" w:before="320"/>
+        <w:spacing w:before="320" w:after="160"/>
       </w:pPr>
       <w:r>
         <w:rPr>
@@ -104,42 +138,42 @@
           <w:sz w:val="28"/>
           <w:szCs w:val="28"/>
         </w:rPr>
-        <w:t xml:space="preserve">1. Topic</w:t>
-      </w:r>
-    </w:p>
-    <w:p>
-      <w:pPr>
-        <w:spacing w:after="140" w:line="268"/>
-      </w:pPr>
-      <w:r>
-        <w:rPr>
-          <w:color w:val="1F2937"/>
-          <w:sz w:val="22"/>
-          <w:szCs w:val="22"/>
-        </w:rPr>
-        <w:t xml:space="preserve">This project is at a very early setup stage. Two files were shared for this round: config.py and _env. config.py, which previously held AI model settings, is now empty. _env still holds the secret keys the project will need to talk to outside AI services.</w:t>
-      </w:r>
-    </w:p>
-    <w:p>
-      <w:pPr>
-        <w:spacing w:after="140" w:line="268"/>
-      </w:pPr>
-      <w:r>
-        <w:rPr>
-          <w:color w:val="1F2937"/>
-          <w:sz w:val="22"/>
-          <w:szCs w:val="22"/>
-        </w:rPr>
-        <w:t xml:space="preserve">This report is based only on these two files. No web page or application file has been shared in this or the previous round, so this report does not assume any interface or working feature exists.</w:t>
+        <w:t>1. Topic</w:t>
+      </w:r>
+    </w:p>
+    <w:p>
+      <w:pPr>
+        <w:spacing w:after="140" w:line="268" w:lineRule="auto"/>
+      </w:pPr>
+      <w:r>
+        <w:rPr>
+          <w:color w:val="1F2937"/>
+          <w:sz w:val="22"/>
+          <w:szCs w:val="22"/>
+        </w:rPr>
+        <w:t>This project is at a very early setup stage. Two files were shared for this round: config.py and _env. config.py, which previously held AI model settings, is now empty. _env still holds the secret keys the project will need to talk to outside AI services.</w:t>
+      </w:r>
+    </w:p>
+    <w:p>
+      <w:pPr>
+        <w:spacing w:after="140" w:line="268" w:lineRule="auto"/>
+      </w:pPr>
+      <w:r>
+        <w:rPr>
+          <w:color w:val="1F2937"/>
+          <w:sz w:val="22"/>
+          <w:szCs w:val="22"/>
+        </w:rPr>
+        <w:t>This report is based only on these two files. No web page or application file has been shared in this or the previous round, so this report does not assume any interface or working feature exists.</w:t>
       </w:r>
     </w:p>
     <w:p>
       <w:pPr>
         <w:pStyle w:val="Heading1"/>
         <w:pBdr>
-          <w:bottom w:val="single" w:color="2C5F8A" w:sz="8" w:space="4"/>
+          <w:bottom w:val="single" w:sz="8" w:space="4" w:color="2C5F8A"/>
         </w:pBdr>
-        <w:spacing w:after="160" w:before="320"/>
+        <w:spacing w:before="320" w:after="160"/>
       </w:pPr>
       <w:r>
         <w:rPr>
@@ -149,29 +183,63 @@
           <w:sz w:val="28"/>
           <w:szCs w:val="28"/>
         </w:rPr>
-        <w:t xml:space="preserve">2. Problem Statement</w:t>
-      </w:r>
-    </w:p>
-    <w:p>
-      <w:pPr>
-        <w:spacing w:after="140" w:line="268"/>
-      </w:pPr>
-      <w:r>
-        <w:rPr>
-          <w:color w:val="1F2937"/>
-          <w:sz w:val="22"/>
-          <w:szCs w:val="22"/>
-        </w:rPr>
-        <w:t xml:space="preserve">With config.py now empty, there are no AI model or setting choices left in the code to review. Nothing in the files shared shows what problem this project is meant to solve. The only remaining clue is the _env file, which is set up to hold keys for Google and Groq, suggesting the project still intends to use an AI service from one or both of these providers, but this cannot be confirmed from code alone.</w:t>
+        <w:t>2. Problem Statement</w:t>
+      </w:r>
+    </w:p>
+    <w:p>
+      <w:pPr>
+        <w:spacing w:after="140" w:line="268" w:lineRule="auto"/>
+      </w:pPr>
+      <w:r>
+        <w:rPr>
+          <w:color w:val="1F2937"/>
+          <w:sz w:val="22"/>
+          <w:szCs w:val="22"/>
+        </w:rPr>
+        <w:t>With config.py now empty, there are no</w:t>
+      </w:r>
+      <w:r>
+        <w:rPr>
+          <w:color w:val="1F2937"/>
+          <w:sz w:val="22"/>
+          <w:szCs w:val="22"/>
+        </w:rPr>
+        <w:t xml:space="preserve"> AI model or setting choices left in the code to review. Nothing in the files shared shows what problem this project is meant to solve. The only remaining clue is the _env file, which is set up to hold keys for Google and </w:t>
+      </w:r>
+      <w:proofErr w:type="spellStart"/>
+      <w:r>
+        <w:rPr>
+          <w:color w:val="1F2937"/>
+          <w:sz w:val="22"/>
+          <w:szCs w:val="22"/>
+        </w:rPr>
+        <w:t>Groq</w:t>
+      </w:r>
+      <w:proofErr w:type="spellEnd"/>
+      <w:r>
+        <w:rPr>
+          <w:color w:val="1F2937"/>
+          <w:sz w:val="22"/>
+          <w:szCs w:val="22"/>
+        </w:rPr>
+        <w:t>, suggesting the project still</w:t>
+      </w:r>
+      <w:r>
+        <w:rPr>
+          <w:color w:val="1F2937"/>
+          <w:sz w:val="22"/>
+          <w:szCs w:val="22"/>
+        </w:rPr>
+        <w:t xml:space="preserve"> intends to use an AI service from one or both of these providers, but this cannot be confirmed from code alone.</w:t>
       </w:r>
     </w:p>
     <w:p>
       <w:pPr>
         <w:pStyle w:val="Heading1"/>
         <w:pBdr>
-          <w:bottom w:val="single" w:color="2C5F8A" w:sz="8" w:space="4"/>
+          <w:bottom w:val="single" w:sz="8" w:space="4" w:color="2C5F8A"/>
         </w:pBdr>
-        <w:spacing w:after="160" w:before="320"/>
+        <w:spacing w:before="320" w:after="160"/>
       </w:pPr>
       <w:r>
         <w:rPr>
@@ -181,29 +249,45 @@
           <w:sz w:val="28"/>
           <w:szCs w:val="28"/>
         </w:rPr>
-        <w:t xml:space="preserve">3. Proposed Solution</w:t>
-      </w:r>
-    </w:p>
-    <w:p>
-      <w:pPr>
-        <w:spacing w:after="140" w:line="268"/>
-      </w:pPr>
-      <w:r>
-        <w:rPr>
-          <w:color w:val="1F2937"/>
-          <w:sz w:val="22"/>
-          <w:szCs w:val="22"/>
-        </w:rPr>
-        <w:t xml:space="preserve">Because config.py is empty, there is no proposed technical approach left to describe from the code. The only piece of the plan still visible is that the project keeps secret API keys in a separate _env file rather than writing them directly into code, which is good practice. Beyond that, no solution details (which model to use, how users will interact with it, or what problem it solves) are currently in the files.</w:t>
+        <w:t>3. Proposed Solution</w:t>
+      </w:r>
+    </w:p>
+    <w:p>
+      <w:pPr>
+        <w:spacing w:after="140" w:line="268" w:lineRule="auto"/>
+      </w:pPr>
+      <w:r>
+        <w:rPr>
+          <w:color w:val="1F2937"/>
+          <w:sz w:val="22"/>
+          <w:szCs w:val="22"/>
+        </w:rPr>
+        <w:t xml:space="preserve">Because config.py is empty, there is no proposed technical approach left to describe from the code. The only piece of the </w:t>
+      </w:r>
+      <w:r>
+        <w:rPr>
+          <w:color w:val="1F2937"/>
+          <w:sz w:val="22"/>
+          <w:szCs w:val="22"/>
+        </w:rPr>
+        <w:t>plan still visible is that the project keeps secret API keys in a separate _env file rather than writing them directly into code, which is good practice. Beyond that, no solution details (which model to use, how users will interact with it, or what problem</w:t>
+      </w:r>
+      <w:r>
+        <w:rPr>
+          <w:color w:val="1F2937"/>
+          <w:sz w:val="22"/>
+          <w:szCs w:val="22"/>
+        </w:rPr>
+        <w:t xml:space="preserve"> it solves) are currently in the files.</w:t>
       </w:r>
     </w:p>
     <w:p>
       <w:pPr>
         <w:pStyle w:val="Heading1"/>
         <w:pBdr>
-          <w:bottom w:val="single" w:color="2C5F8A" w:sz="8" w:space="4"/>
+          <w:bottom w:val="single" w:sz="8" w:space="4" w:color="2C5F8A"/>
         </w:pBdr>
-        <w:spacing w:after="160" w:before="320"/>
+        <w:spacing w:before="320" w:after="160"/>
       </w:pPr>
       <w:r>
         <w:rPr>
@@ -213,20 +297,20 @@
           <w:sz w:val="28"/>
           <w:szCs w:val="28"/>
         </w:rPr>
-        <w:t xml:space="preserve">4. Implementation Details</w:t>
-      </w:r>
-    </w:p>
-    <w:p>
-      <w:pPr>
-        <w:spacing w:after="140" w:line="268"/>
-      </w:pPr>
-      <w:r>
-        <w:rPr>
-          <w:color w:val="1F2937"/>
-          <w:sz w:val="22"/>
-          <w:szCs w:val="22"/>
-        </w:rPr>
-        <w:t xml:space="preserve">4.1 Files reviewed this round:</w:t>
+        <w:t>4. Implementation Details</w:t>
+      </w:r>
+    </w:p>
+    <w:p>
+      <w:pPr>
+        <w:spacing w:after="140" w:line="268" w:lineRule="auto"/>
+      </w:pPr>
+      <w:r>
+        <w:rPr>
+          <w:color w:val="1F2937"/>
+          <w:sz w:val="22"/>
+          <w:szCs w:val="22"/>
+        </w:rPr>
+        <w:t>4.1 Files reviewed this round:</w:t>
       </w:r>
     </w:p>
     <w:p>
@@ -244,7 +328,7 @@
           <w:sz w:val="22"/>
           <w:szCs w:val="22"/>
         </w:rPr>
-        <w:t xml:space="preserve">config.py: empty. No model names, temperature, or other settings remain.</w:t>
+        <w:t>config.py: empty. No model names, temperature, or other settings remain.</w:t>
       </w:r>
     </w:p>
     <w:p>
@@ -262,33 +346,59 @@
           <w:sz w:val="22"/>
           <w:szCs w:val="22"/>
         </w:rPr>
-        <w:t xml:space="preserve">_env: holds the secret keys needed to connect to Google and Groq services.</w:t>
-      </w:r>
-    </w:p>
-    <w:p>
-      <w:pPr>
-        <w:spacing w:after="140" w:line="268"/>
-      </w:pPr>
-      <w:r>
-        <w:rPr>
-          <w:color w:val="1F2937"/>
-          <w:sz w:val="22"/>
-          <w:szCs w:val="22"/>
-        </w:rPr>
-        <w:t xml:space="preserve">There are no settings left in config.py to list in a table this round, since the file contains no code.</w:t>
-      </w:r>
-    </w:p>
-    <w:p>
-      <w:pPr>
-        <w:spacing w:after="140" w:line="268"/>
-      </w:pPr>
-      <w:r>
-        <w:rPr>
-          <w:color w:val="1F2937"/>
-          <w:sz w:val="22"/>
-          <w:szCs w:val="22"/>
-        </w:rPr>
-        <w:t xml:space="preserve">4.2 What is not built yet:</w:t>
+        <w:t xml:space="preserve">_env: holds the secret keys needed to connect to Google and </w:t>
+      </w:r>
+      <w:proofErr w:type="spellStart"/>
+      <w:r>
+        <w:rPr>
+          <w:color w:val="1F2937"/>
+          <w:sz w:val="22"/>
+          <w:szCs w:val="22"/>
+        </w:rPr>
+        <w:t>Groq</w:t>
+      </w:r>
+      <w:proofErr w:type="spellEnd"/>
+      <w:r>
+        <w:rPr>
+          <w:color w:val="1F2937"/>
+          <w:sz w:val="22"/>
+          <w:szCs w:val="22"/>
+        </w:rPr>
+        <w:t xml:space="preserve"> services.</w:t>
+      </w:r>
+    </w:p>
+    <w:p>
+      <w:pPr>
+        <w:spacing w:after="140" w:line="268" w:lineRule="auto"/>
+      </w:pPr>
+      <w:r>
+        <w:rPr>
+          <w:color w:val="1F2937"/>
+          <w:sz w:val="22"/>
+          <w:szCs w:val="22"/>
+        </w:rPr>
+        <w:t>There are n</w:t>
+      </w:r>
+      <w:r>
+        <w:rPr>
+          <w:color w:val="1F2937"/>
+          <w:sz w:val="22"/>
+          <w:szCs w:val="22"/>
+        </w:rPr>
+        <w:t>o settings left in config.py to list in a table this round, since the file contains no code.</w:t>
+      </w:r>
+    </w:p>
+    <w:p>
+      <w:pPr>
+        <w:spacing w:after="140" w:line="268" w:lineRule="auto"/>
+      </w:pPr>
+      <w:r>
+        <w:rPr>
+          <w:color w:val="1F2937"/>
+          <w:sz w:val="22"/>
+          <w:szCs w:val="22"/>
+        </w:rPr>
+        <w:t>4.2 What is not built yet:</w:t>
       </w:r>
     </w:p>
     <w:p>
@@ -306,7 +416,7 @@
           <w:sz w:val="22"/>
           <w:szCs w:val="22"/>
         </w:rPr>
-        <w:t xml:space="preserve">No AI model or setting configuration (config.py is empty).</w:t>
+        <w:t>No AI model or setting configuration (config.py is empty).</w:t>
       </w:r>
     </w:p>
     <w:p>
@@ -324,7 +434,7 @@
           <w:sz w:val="22"/>
           <w:szCs w:val="22"/>
         </w:rPr>
-        <w:t xml:space="preserve">No code that loads the keys from _env into the project.</w:t>
+        <w:t>No code that loads the keys from _env into the project.</w:t>
       </w:r>
     </w:p>
     <w:p>
@@ -342,7 +452,7 @@
           <w:sz w:val="22"/>
           <w:szCs w:val="22"/>
         </w:rPr>
-        <w:t xml:space="preserve">No application file (such as app.py) has been shared, so it is unclear if a web page exists.</w:t>
+        <w:t>No application file (such as app.py) has been shared, so it is unclear if a web page exists.</w:t>
       </w:r>
     </w:p>
     <w:p>
@@ -360,16 +470,17 @@
           <w:sz w:val="22"/>
           <w:szCs w:val="22"/>
         </w:rPr>
-        <w:t xml:space="preserve">No chat logic, document handling, or user interface code.</w:t>
+        <w:lastRenderedPageBreak/>
+        <w:t>No chat logic, document handling, or user interface code.</w:t>
       </w:r>
     </w:p>
     <w:p>
       <w:pPr>
         <w:pStyle w:val="Heading1"/>
         <w:pBdr>
-          <w:bottom w:val="single" w:color="2C5F8A" w:sz="8" w:space="4"/>
+          <w:bottom w:val="single" w:sz="8" w:space="4" w:color="2C5F8A"/>
         </w:pBdr>
-        <w:spacing w:after="160" w:before="320"/>
+        <w:spacing w:before="320" w:after="160"/>
       </w:pPr>
       <w:r>
         <w:rPr>
@@ -379,29 +490,45 @@
           <w:sz w:val="28"/>
           <w:szCs w:val="28"/>
         </w:rPr>
-        <w:t xml:space="preserve">5. Key Findings and Evaluation</w:t>
-      </w:r>
-    </w:p>
-    <w:p>
-      <w:pPr>
-        <w:spacing w:after="140" w:line="268"/>
-      </w:pPr>
-      <w:r>
-        <w:rPr>
-          <w:color w:val="1F2937"/>
-          <w:sz w:val="22"/>
-          <w:szCs w:val="22"/>
-        </w:rPr>
-        <w:t xml:space="preserve">There is still no working feature to test, so no accuracy, speed, or usability results can be reported. The main observation this round is that the project has gone backwards in terms of visible progress: config.py, which previously configured one AI model, is now empty. It is not clear whether this is an intentional reset or content that was accidentally removed.</w:t>
+        <w:t>5. Key Findings and Evaluation</w:t>
+      </w:r>
+    </w:p>
+    <w:p>
+      <w:pPr>
+        <w:spacing w:after="140" w:line="268" w:lineRule="auto"/>
+      </w:pPr>
+      <w:r>
+        <w:rPr>
+          <w:color w:val="1F2937"/>
+          <w:sz w:val="22"/>
+          <w:szCs w:val="22"/>
+        </w:rPr>
+        <w:t xml:space="preserve">There is still no </w:t>
+      </w:r>
+      <w:r>
+        <w:rPr>
+          <w:color w:val="1F2937"/>
+          <w:sz w:val="22"/>
+          <w:szCs w:val="22"/>
+        </w:rPr>
+        <w:t>working feature to test, so no accuracy, speed, or usability results can be reported. The main observation this round is that the project has gone backwards in terms of visible progress: config.py, which previously configured one AI model, is now empty. It</w:t>
+      </w:r>
+      <w:r>
+        <w:rPr>
+          <w:color w:val="1F2937"/>
+          <w:sz w:val="22"/>
+          <w:szCs w:val="22"/>
+        </w:rPr>
+        <w:t xml:space="preserve"> is not clear whether this is an intentional reset or content that was accidentally removed.</w:t>
       </w:r>
     </w:p>
     <w:p>
       <w:pPr>
         <w:pStyle w:val="Heading1"/>
         <w:pBdr>
-          <w:bottom w:val="single" w:color="2C5F8A" w:sz="8" w:space="4"/>
+          <w:bottom w:val="single" w:sz="8" w:space="4" w:color="2C5F8A"/>
         </w:pBdr>
-        <w:spacing w:after="160" w:before="320"/>
+        <w:spacing w:before="320" w:after="160"/>
       </w:pPr>
       <w:r>
         <w:rPr>
@@ -411,7 +538,7 @@
           <w:sz w:val="28"/>
           <w:szCs w:val="28"/>
         </w:rPr>
-        <w:t xml:space="preserve">6. Challenges</w:t>
+        <w:t>6. Challenges</w:t>
       </w:r>
     </w:p>
     <w:p>
@@ -429,7 +556,7 @@
           <w:sz w:val="22"/>
           <w:szCs w:val="22"/>
         </w:rPr>
-        <w:t xml:space="preserve">Empty configuration: config.py no longer contains any model or settings code, so there is nothing left to connect to _env.</w:t>
+        <w:t>Empty configuration: config.py no longer contains any model or settings code, so there is nothing left to connect to _env.</w:t>
       </w:r>
     </w:p>
     <w:p>
@@ -447,7 +574,33 @@
           <w:sz w:val="22"/>
           <w:szCs w:val="22"/>
         </w:rPr>
-        <w:t xml:space="preserve">Security risk, still unresolved: the _env file still contains the same API keys shared in earlier rounds, for both Google and Groq. Neither key has been rotated yet. These should never be shared, committed to git, or uploaded anywhere, and should be replaced as soon as possible.</w:t>
+        <w:t>Security risk, still unres</w:t>
+      </w:r>
+      <w:r>
+        <w:rPr>
+          <w:color w:val="1F2937"/>
+          <w:sz w:val="22"/>
+          <w:szCs w:val="22"/>
+        </w:rPr>
+        <w:t xml:space="preserve">olved: the _env file still contains the same API keys shared in earlier rounds, for both Google and </w:t>
+      </w:r>
+      <w:proofErr w:type="spellStart"/>
+      <w:r>
+        <w:rPr>
+          <w:color w:val="1F2937"/>
+          <w:sz w:val="22"/>
+          <w:szCs w:val="22"/>
+        </w:rPr>
+        <w:t>Groq</w:t>
+      </w:r>
+      <w:proofErr w:type="spellEnd"/>
+      <w:r>
+        <w:rPr>
+          <w:color w:val="1F2937"/>
+          <w:sz w:val="22"/>
+          <w:szCs w:val="22"/>
+        </w:rPr>
+        <w:t>. Neither key has been rotated yet. These should never be shared, committed to git, or uploaded anywhere, and should be replaced as soon as possible.</w:t>
       </w:r>
     </w:p>
     <w:p>
@@ -465,7 +618,15 @@
           <w:sz w:val="22"/>
           <w:szCs w:val="22"/>
         </w:rPr>
-        <w:t xml:space="preserve">Unclear direction: with config.py empty and no application file shared, it is not possible to tell whether the project is being restarted, reworked, or simply mid-edit.</w:t>
+        <w:t>Un</w:t>
+      </w:r>
+      <w:r>
+        <w:rPr>
+          <w:color w:val="1F2937"/>
+          <w:sz w:val="22"/>
+          <w:szCs w:val="22"/>
+        </w:rPr>
+        <w:t>clear direction: with config.py empty and no application file shared, it is not possible to tell whether the project is being restarted, reworked, or simply mid-edit.</w:t>
       </w:r>
     </w:p>
     <w:p>
@@ -483,16 +644,24 @@
           <w:sz w:val="22"/>
           <w:szCs w:val="22"/>
         </w:rPr>
-        <w:t xml:space="preserve">Missing files: app.py and requirements.txt have not been shared in this or the previous round, so their current state is unknown.</w:t>
+        <w:t>Missing files: app.py and requirements.txt have not been shared in this or the previous r</w:t>
+      </w:r>
+      <w:r>
+        <w:rPr>
+          <w:color w:val="1F2937"/>
+          <w:sz w:val="22"/>
+          <w:szCs w:val="22"/>
+        </w:rPr>
+        <w:t>ound, so their current state is unknown.</w:t>
       </w:r>
     </w:p>
     <w:p>
       <w:pPr>
         <w:pStyle w:val="Heading1"/>
         <w:pBdr>
-          <w:bottom w:val="single" w:color="2C5F8A" w:sz="8" w:space="4"/>
+          <w:bottom w:val="single" w:sz="8" w:space="4" w:color="2C5F8A"/>
         </w:pBdr>
-        <w:spacing w:after="160" w:before="320"/>
+        <w:spacing w:before="320" w:after="160"/>
       </w:pPr>
       <w:r>
         <w:rPr>
@@ -502,128 +671,214 @@
           <w:sz w:val="28"/>
           <w:szCs w:val="28"/>
         </w:rPr>
-        <w:t xml:space="preserve">7. Conclusion</w:t>
-      </w:r>
-    </w:p>
-    <w:p>
-      <w:pPr>
-        <w:spacing w:after="140" w:line="268"/>
-      </w:pPr>
-      <w:r>
-        <w:rPr>
-          <w:color w:val="1F2937"/>
-          <w:sz w:val="22"/>
-          <w:szCs w:val="22"/>
-        </w:rPr>
-        <w:t xml:space="preserve">At this stage, the project has less visible content than in the previous review: config.py is now empty, and no application logic has been shared. The only piece still in place is the _env file holding the project's secret keys, which have not changed or been rotated across multiple reviews now.</w:t>
-      </w:r>
-    </w:p>
-    <w:p>
-      <w:pPr>
-        <w:spacing w:after="140" w:line="268"/>
-      </w:pPr>
-      <w:r>
-        <w:rPr>
-          <w:color w:val="1F2937"/>
-          <w:sz w:val="22"/>
-          <w:szCs w:val="22"/>
-        </w:rPr>
-        <w:t xml:space="preserve">Next steps should include: confirming whether the empty config.py is intentional, rotating both the Google and Groq API keys immediately since they have now been exposed across several uploads, and sharing app.py and requirements.txt so the current state of the interface and dependencies can be properly reviewed.</w:t>
+        <w:t>7. Conclusion</w:t>
+      </w:r>
+    </w:p>
+    <w:p>
+      <w:pPr>
+        <w:spacing w:after="140" w:line="268" w:lineRule="auto"/>
+      </w:pPr>
+      <w:r>
+        <w:rPr>
+          <w:color w:val="1F2937"/>
+          <w:sz w:val="22"/>
+          <w:szCs w:val="22"/>
+        </w:rPr>
+        <w:t>At this stage, the project has less visible content than in the previous review: config.py is now empty, and no application logic has been shared. The only piece still in place is the _env file holding</w:t>
+      </w:r>
+      <w:r>
+        <w:rPr>
+          <w:color w:val="1F2937"/>
+          <w:sz w:val="22"/>
+          <w:szCs w:val="22"/>
+        </w:rPr>
+        <w:t xml:space="preserve"> the project's secret keys, which have not changed or been rotated across multiple reviews now.</w:t>
+      </w:r>
+    </w:p>
+    <w:p>
+      <w:pPr>
+        <w:spacing w:after="140" w:line="268" w:lineRule="auto"/>
+        <w:rPr>
+          <w:color w:val="1F2937"/>
+          <w:sz w:val="22"/>
+          <w:szCs w:val="22"/>
+        </w:rPr>
+      </w:pPr>
+      <w:r>
+        <w:rPr>
+          <w:color w:val="1F2937"/>
+          <w:sz w:val="22"/>
+          <w:szCs w:val="22"/>
+        </w:rPr>
+        <w:t xml:space="preserve">Next steps should include: confirming whether the empty config.py is intentional, rotating both the Google and </w:t>
+      </w:r>
+      <w:proofErr w:type="spellStart"/>
+      <w:r>
+        <w:rPr>
+          <w:color w:val="1F2937"/>
+          <w:sz w:val="22"/>
+          <w:szCs w:val="22"/>
+        </w:rPr>
+        <w:t>Groq</w:t>
+      </w:r>
+      <w:proofErr w:type="spellEnd"/>
+      <w:r>
+        <w:rPr>
+          <w:color w:val="1F2937"/>
+          <w:sz w:val="22"/>
+          <w:szCs w:val="22"/>
+        </w:rPr>
+        <w:t xml:space="preserve"> API keys immediately since they have now bee</w:t>
+      </w:r>
+      <w:r>
+        <w:rPr>
+          <w:color w:val="1F2937"/>
+          <w:sz w:val="22"/>
+          <w:szCs w:val="22"/>
+        </w:rPr>
+        <w:t>n exposed across several uploads, and sharing app.py and requirements.txt so the current state of the interface and dependencies can be properly reviewed.</w:t>
+      </w:r>
+    </w:p>
+    <w:p>
+      <w:pPr>
+        <w:spacing w:after="140" w:line="268" w:lineRule="auto"/>
+        <w:rPr>
+          <w:b/>
+          <w:bCs/>
+          <w:color w:val="1F2937"/>
+          <w:sz w:val="36"/>
+          <w:szCs w:val="36"/>
+          <w:u w:val="single"/>
+        </w:rPr>
+      </w:pPr>
+      <w:r>
+        <w:rPr>
+          <w:b/>
+          <w:bCs/>
+          <w:color w:val="1F2937"/>
+          <w:sz w:val="36"/>
+          <w:szCs w:val="36"/>
+          <w:u w:val="single"/>
+        </w:rPr>
+        <w:t xml:space="preserve">8: </w:t>
+      </w:r>
+      <w:proofErr w:type="spellStart"/>
+      <w:r>
+        <w:rPr>
+          <w:b/>
+          <w:bCs/>
+          <w:color w:val="1F2937"/>
+          <w:sz w:val="36"/>
+          <w:szCs w:val="36"/>
+          <w:u w:val="single"/>
+        </w:rPr>
+        <w:t>Github</w:t>
+      </w:r>
+      <w:proofErr w:type="spellEnd"/>
+      <w:r>
+        <w:rPr>
+          <w:b/>
+          <w:bCs/>
+          <w:color w:val="1F2937"/>
+          <w:sz w:val="36"/>
+          <w:szCs w:val="36"/>
+          <w:u w:val="single"/>
+        </w:rPr>
+        <w:t xml:space="preserve"> link</w:t>
+      </w:r>
+    </w:p>
+    <w:p>
+      <w:pPr>
+        <w:spacing w:after="140" w:line="268" w:lineRule="auto"/>
+        <w:rPr>
+          <w:b/>
+          <w:bCs/>
+          <w:color w:val="1F2937"/>
+          <w:sz w:val="36"/>
+          <w:szCs w:val="36"/>
+          <w:u w:val="single"/>
+        </w:rPr>
+      </w:pPr>
+      <w:r>
+        <w:rPr>
+          <w:color w:val="1F2937"/>
+          <w:sz w:val="22"/>
+          <w:szCs w:val="22"/>
+        </w:rPr>
+        <w:t>https://github.com/kemmy-kk-web/GENAI_2026/tree/master/1.8_langchain/1_langchain/core</w:t>
       </w:r>
     </w:p>
     <w:sectPr>
-      <w:pgSz w:w="12240" w:h="15840" w:orient="portrait"/>
+      <w:pgSz w:w="12240" w:h="15840"/>
       <w:pgMar w:top="1080" w:right="1080" w:bottom="1080" w:left="1080" w:header="708" w:footer="708" w:gutter="0"/>
-      <w:pgNumType/>
+      <w:cols w:space="720"/>
       <w:docGrid w:linePitch="360"/>
     </w:sectPr>
   </w:body>
 </w:document>
 </file>
 
-<file path=word/comments.xml><?xml version="1.0" encoding="utf-8"?>
-<w:comments xmlns:cx="http://schemas.microsoft.com/office/drawing/2014/chartex" xmlns:cx1="http://schemas.microsoft.com/office/drawing/2015/9/8/chartex" xmlns:cx2="http://schemas.microsoft.com/office/drawing/2015/10/21/chartex" xmlns:cx3="http://schemas.microsoft.com/office/drawing/2016/5/9/chartex" xmlns:cx4="http://schemas.microsoft.com/office/drawing/2016/5/10/chartex" xmlns:cx5="http://schemas.microsoft.com/office/drawing/2016/5/11/chartex" xmlns:cx6="http://schemas.microsoft.com/office/drawing/2016/5/12/chartex" xmlns:cx7="http://schemas.microsoft.com/office/drawing/2016/5/13/chartex" xmlns:cx8="http://schemas.microsoft.com/office/drawing/2016/5/14/chartex" xmlns:mc="http://schemas.openxmlformats.org/markup-compatibility/2006" xmlns:aink="http://schemas.microsoft.com/office/drawing/2016/ink" xmlns:am3d="http://schemas.microsoft.com/office/drawing/2017/model3d" xmlns:o="urn:schemas-microsoft-com:office:office" xmlns:r="http://schemas.openxmlformats.org/officeDocument/2006/relationships" xmlns:m="http://schemas.openxmlformats.org/officeDocument/2006/math" xmlns:v="urn:schemas-microsoft-com:vml" xmlns:wp14="http://schemas.microsoft.com/office/word/2010/wordprocessingDrawing" xmlns:wp="http://schemas.openxmlformats.org/drawingml/2006/wordprocessingDrawing" xmlns:w10="urn:schemas-microsoft-com:office:word" xmlns:w="http://schemas.openxmlformats.org/wordprocessingml/2006/main" xmlns:w14="http://schemas.microsoft.com/office/word/2010/wordml" xmlns:w15="http://schemas.microsoft.com/office/word/2012/wordml" xmlns:w16cex="http://schemas.microsoft.com/office/word/2018/wordml/cex" xmlns:w16cid="http://schemas.microsoft.com/office/word/2016/wordml/cid" xmlns:w16="http://schemas.microsoft.com/office/word/2018/wordml" xmlns:w16sdtdh="http://schemas.microsoft.com/office/word/2020/wordml/sdtdatahash" xmlns:w16se="http://schemas.microsoft.com/office/word/2015/wordml/symex" xmlns:wpg="http://schemas.microsoft.com/office/word/2010/wordprocessingGroup" xmlns:wpi="http://schemas.microsoft.com/office/word/2010/wordprocessingInk" xmlns:wne="http://schemas.microsoft.com/office/word/2006/wordml" xmlns:wps="http://schemas.microsoft.com/office/word/2010/wordprocessingShape"/>
-</file>
-
-<file path=word/endnotes.xml><?xml version="1.0" encoding="utf-8"?>
-<w:endnotes xmlns:wpc="http://schemas.microsoft.com/office/word/2010/wordprocessingCanvas" xmlns:mc="http://schemas.openxmlformats.org/markup-compatibility/2006" xmlns:o="urn:schemas-microsoft-com:office:office" xmlns:r="http://schemas.openxmlformats.org/officeDocument/2006/relationships" xmlns:m="http://schemas.openxmlformats.org/officeDocument/2006/math" xmlns:v="urn:schemas-microsoft-com:vml" xmlns:wp14="http://schemas.microsoft.com/office/word/2010/wordprocessingDrawing" xmlns:wp="http://schemas.openxmlformats.org/drawingml/2006/wordprocessingDrawing" xmlns:w10="urn:schemas-microsoft-com:office:word" xmlns:w="http://schemas.openxmlformats.org/wordprocessingml/2006/main" xmlns:w14="http://schemas.microsoft.com/office/word/2010/wordml" xmlns:w15="http://schemas.microsoft.com/office/word/2012/wordml" xmlns:wpg="http://schemas.microsoft.com/office/word/2010/wordprocessingGroup" xmlns:wpi="http://schemas.microsoft.com/office/word/2010/wordprocessingInk" xmlns:wne="http://schemas.microsoft.com/office/word/2006/wordml" xmlns:wps="http://schemas.microsoft.com/office/word/2010/wordprocessingShape" mc:Ignorable="w14 w15 wp14">
-  <w:endnote w:type="separator" w:id="-1">
-    <w:p>
-      <w:pPr>
-        <w:spacing w:after="0" w:line="240" w:lineRule="auto"/>
-      </w:pPr>
-      <w:r>
-        <w:rPr>
-          <w:rStyle w:val="EndnoteReference"/>
-        </w:rPr>
-        <w:endnoteRef/>
-      </w:r>
-      <w:r>
-        <w:separator/>
-      </w:r>
-    </w:p>
-  </w:endnote>
-  <w:endnote w:type="continuationSeparator" w:id="0">
-    <w:p>
-      <w:pPr>
-        <w:spacing w:after="0" w:line="240" w:lineRule="auto"/>
-      </w:pPr>
-      <w:r>
-        <w:rPr>
-          <w:rStyle w:val="EndnoteReference"/>
-        </w:rPr>
-        <w:endnoteRef/>
-      </w:r>
-      <w:r>
-        <w:continuationSeparator/>
-      </w:r>
-    </w:p>
-  </w:endnote>
-</w:endnotes>
-</file>
-
-<file path=word/footnotes.xml><?xml version="1.0" encoding="utf-8"?>
-<w:footnotes xmlns:wpc="http://schemas.microsoft.com/office/word/2010/wordprocessingCanvas" xmlns:mc="http://schemas.openxmlformats.org/markup-compatibility/2006" xmlns:o="urn:schemas-microsoft-com:office:office" xmlns:r="http://schemas.openxmlformats.org/officeDocument/2006/relationships" xmlns:m="http://schemas.openxmlformats.org/officeDocument/2006/math" xmlns:v="urn:schemas-microsoft-com:vml" xmlns:wp14="http://schemas.microsoft.com/office/word/2010/wordprocessingDrawing" xmlns:wp="http://schemas.openxmlformats.org/drawingml/2006/wordprocessingDrawing" xmlns:w10="urn:schemas-microsoft-com:office:word" xmlns:w="http://schemas.openxmlformats.org/wordprocessingml/2006/main" xmlns:w14="http://schemas.microsoft.com/office/word/2010/wordml" xmlns:w15="http://schemas.microsoft.com/office/word/2012/wordml" xmlns:wpg="http://schemas.microsoft.com/office/word/2010/wordprocessingGroup" xmlns:wpi="http://schemas.microsoft.com/office/word/2010/wordprocessingInk" xmlns:wne="http://schemas.microsoft.com/office/word/2006/wordml" xmlns:wps="http://schemas.microsoft.com/office/word/2010/wordprocessingShape" mc:Ignorable="w14 w15 wp14">
-  <w:footnote w:type="separator" w:id="-1">
-    <w:p>
-      <w:pPr>
-        <w:spacing w:after="0" w:line="240" w:lineRule="auto"/>
-      </w:pPr>
-      <w:r>
-        <w:rPr>
-          <w:rStyle w:val="FootnoteReference"/>
-        </w:rPr>
-        <w:footnoteRef/>
-      </w:r>
-      <w:r>
-        <w:separator/>
-      </w:r>
-    </w:p>
-  </w:footnote>
-  <w:footnote w:type="continuationSeparator" w:id="0">
-    <w:p>
-      <w:pPr>
-        <w:spacing w:after="0" w:line="240" w:lineRule="auto"/>
-      </w:pPr>
-      <w:r>
-        <w:rPr>
-          <w:rStyle w:val="FootnoteReference"/>
-        </w:rPr>
-        <w:footnoteRef/>
-      </w:r>
-      <w:r>
-        <w:continuationSeparator/>
-      </w:r>
-    </w:p>
-  </w:footnote>
-</w:footnotes>
-</file>
-
 <file path=word/numbering.xml><?xml version="1.0" encoding="utf-8"?>
-<w:numbering xmlns:wpc="http://schemas.microsoft.com/office/word/2010/wordprocessingCanvas" xmlns:mc="http://schemas.openxmlformats.org/markup-compatibility/2006" xmlns:o="urn:schemas-microsoft-com:office:office" xmlns:r="http://schemas.openxmlformats.org/officeDocument/2006/relationships" xmlns:m="http://schemas.openxmlformats.org/officeDocument/2006/math" xmlns:v="urn:schemas-microsoft-com:vml" xmlns:wp14="http://schemas.microsoft.com/office/word/2010/wordprocessingDrawing" xmlns:wp="http://schemas.openxmlformats.org/drawingml/2006/wordprocessingDrawing" xmlns:w10="urn:schemas-microsoft-com:office:word" xmlns:w="http://schemas.openxmlformats.org/wordprocessingml/2006/main" xmlns:w14="http://schemas.microsoft.com/office/word/2010/wordml" xmlns:w15="http://schemas.microsoft.com/office/word/2012/wordml" xmlns:wpg="http://schemas.microsoft.com/office/word/2010/wordprocessingGroup" xmlns:wpi="http://schemas.microsoft.com/office/word/2010/wordprocessingInk" xmlns:wne="http://schemas.microsoft.com/office/word/2006/wordml" xmlns:wps="http://schemas.microsoft.com/office/word/2010/wordprocessingShape" mc:Ignorable="w14 w15 wp14">
+<w:numbering xmlns:wpc="http://schemas.microsoft.com/office/word/2010/wordprocessingCanvas" xmlns:cx="http://schemas.microsoft.com/office/drawing/2014/chartex" xmlns:cx1="http://schemas.microsoft.com/office/drawing/2015/9/8/chartex" xmlns:cx2="http://schemas.microsoft.com/office/drawing/2015/10/21/chartex" xmlns:cx3="http://schemas.microsoft.com/office/drawing/2016/5/9/chartex" xmlns:cx4="http://schemas.microsoft.com/office/drawing/2016/5/10/chartex" xmlns:cx5="http://schemas.microsoft.com/office/drawing/2016/5/11/chartex" xmlns:cx6="http://schemas.microsoft.com/office/drawing/2016/5/12/chartex" xmlns:cx7="http://schemas.microsoft.com/office/drawing/2016/5/13/chartex" xmlns:cx8="http://schemas.microsoft.com/office/drawing/2016/5/14/chartex" xmlns:mc="http://schemas.openxmlformats.org/markup-compatibility/2006" xmlns:aink="http://schemas.microsoft.com/office/drawing/2016/ink" xmlns:am3d="http://schemas.microsoft.com/office/drawing/2017/model3d" xmlns:o="urn:schemas-microsoft-com:office:office" xmlns:r="http://schemas.openxmlformats.org/officeDocument/2006/relationships" xmlns:m="http://schemas.openxmlformats.org/officeDocument/2006/math" xmlns:v="urn:schemas-microsoft-com:vml" xmlns:wp14="http://schemas.microsoft.com/office/word/2010/wordprocessingDrawing" xmlns:wp="http://schemas.openxmlformats.org/drawingml/2006/wordprocessingDrawing" xmlns:w10="urn:schemas-microsoft-com:office:word" xmlns:w="http://schemas.openxmlformats.org/wordprocessingml/2006/main" xmlns:w14="http://schemas.microsoft.com/office/word/2010/wordml" xmlns:w15="http://schemas.microsoft.com/office/word/2012/wordml" xmlns:w16cex="http://schemas.microsoft.com/office/word/2018/wordml/cex" xmlns:w16cid="http://schemas.microsoft.com/office/word/2016/wordml/cid" xmlns:w16="http://schemas.microsoft.com/office/word/2018/wordml" xmlns:w16sdtdh="http://schemas.microsoft.com/office/word/2020/wordml/sdtdatahash" xmlns:w16se="http://schemas.microsoft.com/office/word/2015/wordml/symex" xmlns:wpg="http://schemas.microsoft.com/office/word/2010/wordprocessingGroup" xmlns:wpi="http://schemas.microsoft.com/office/word/2010/wordprocessingInk" xmlns:wne="http://schemas.microsoft.com/office/word/2006/wordml" xmlns:wps="http://schemas.microsoft.com/office/word/2010/wordprocessingShape" mc:Ignorable="w14 w15 w16se w16cid w16 w16cex w16sdtdh wp14">
+  <w:abstractNum w:abstractNumId="0" w15:restartNumberingAfterBreak="0">
+    <w:nsid w:val="3BF606B7"/>
+    <w:multiLevelType w:val="hybridMultilevel"/>
+    <w:tmpl w:val="9F8E7136"/>
+    <w:lvl w:ilvl="0" w:tplc="85940A8A">
+      <w:start w:val="1"/>
+      <w:numFmt w:val="bullet"/>
+      <w:lvlText w:val="•"/>
+      <w:lvlJc w:val="left"/>
+      <w:pPr>
+        <w:ind w:left="420" w:hanging="260"/>
+      </w:pPr>
+    </w:lvl>
+    <w:lvl w:ilvl="1" w:tplc="B6325068">
+      <w:numFmt w:val="decimal"/>
+      <w:lvlText w:val=""/>
+      <w:lvlJc w:val="left"/>
+    </w:lvl>
+    <w:lvl w:ilvl="2" w:tplc="F9CC9502">
+      <w:numFmt w:val="decimal"/>
+      <w:lvlText w:val=""/>
+      <w:lvlJc w:val="left"/>
+    </w:lvl>
+    <w:lvl w:ilvl="3" w:tplc="F4809D40">
+      <w:numFmt w:val="decimal"/>
+      <w:lvlText w:val=""/>
+      <w:lvlJc w:val="left"/>
+    </w:lvl>
+    <w:lvl w:ilvl="4" w:tplc="078CEB6E">
+      <w:numFmt w:val="decimal"/>
+      <w:lvlText w:val=""/>
+      <w:lvlJc w:val="left"/>
+    </w:lvl>
+    <w:lvl w:ilvl="5" w:tplc="807C9E4A">
+      <w:numFmt w:val="decimal"/>
+      <w:lvlText w:val=""/>
+      <w:lvlJc w:val="left"/>
+    </w:lvl>
+    <w:lvl w:ilvl="6" w:tplc="F40068A4">
+      <w:numFmt w:val="decimal"/>
+      <w:lvlText w:val=""/>
+      <w:lvlJc w:val="left"/>
+    </w:lvl>
+    <w:lvl w:ilvl="7" w:tplc="E2185D64">
+      <w:numFmt w:val="decimal"/>
+      <w:lvlText w:val=""/>
+      <w:lvlJc w:val="left"/>
+    </w:lvl>
+    <w:lvl w:ilvl="8" w:tplc="60C0F93C">
+      <w:numFmt w:val="decimal"/>
+      <w:lvlText w:val=""/>
+      <w:lvlJc w:val="left"/>
+    </w:lvl>
+  </w:abstractNum>
   <w:abstractNum w:abstractNumId="1" w15:restartNumberingAfterBreak="0">
+    <w:nsid w:val="522529C7"/>
     <w:multiLevelType w:val="hybridMultilevel"/>
-    <w:lvl w:ilvl="0" w15:tentative="1">
+    <w:tmpl w:val="CF3A61DE"/>
+    <w:lvl w:ilvl="0" w:tplc="E4481976">
       <w:start w:val="1"/>
       <w:numFmt w:val="bullet"/>
       <w:lvlText w:val="●"/>
@@ -632,7 +887,7 @@
         <w:ind w:left="720" w:hanging="360"/>
       </w:pPr>
     </w:lvl>
-    <w:lvl w:ilvl="1" w15:tentative="1">
+    <w:lvl w:ilvl="1" w:tplc="0DBEA5A2">
       <w:start w:val="1"/>
       <w:numFmt w:val="bullet"/>
       <w:lvlText w:val="○"/>
@@ -641,7 +896,7 @@
         <w:ind w:left="1440" w:hanging="360"/>
       </w:pPr>
     </w:lvl>
-    <w:lvl w:ilvl="2" w15:tentative="1">
+    <w:lvl w:ilvl="2" w:tplc="A656C40A">
       <w:start w:val="1"/>
       <w:numFmt w:val="bullet"/>
       <w:lvlText w:val="■"/>
@@ -650,7 +905,7 @@
         <w:ind w:left="2160" w:hanging="360"/>
       </w:pPr>
     </w:lvl>
-    <w:lvl w:ilvl="3" w15:tentative="1">
+    <w:lvl w:ilvl="3" w:tplc="24C2943E">
       <w:start w:val="1"/>
       <w:numFmt w:val="bullet"/>
       <w:lvlText w:val="●"/>
@@ -659,7 +914,7 @@
         <w:ind w:left="2880" w:hanging="360"/>
       </w:pPr>
     </w:lvl>
-    <w:lvl w:ilvl="4" w15:tentative="1">
+    <w:lvl w:ilvl="4" w:tplc="8EBA1390">
       <w:start w:val="1"/>
       <w:numFmt w:val="bullet"/>
       <w:lvlText w:val="○"/>
@@ -668,7 +923,7 @@
         <w:ind w:left="3600" w:hanging="360"/>
       </w:pPr>
     </w:lvl>
-    <w:lvl w:ilvl="5" w15:tentative="1">
+    <w:lvl w:ilvl="5" w:tplc="D4B6EC3C">
       <w:start w:val="1"/>
       <w:numFmt w:val="bullet"/>
       <w:lvlText w:val="■"/>
@@ -677,7 +932,7 @@
         <w:ind w:left="4320" w:hanging="360"/>
       </w:pPr>
     </w:lvl>
-    <w:lvl w:ilvl="6" w15:tentative="1">
+    <w:lvl w:ilvl="6" w:tplc="470E4D46">
       <w:start w:val="1"/>
       <w:numFmt w:val="bullet"/>
       <w:lvlText w:val="●"/>
@@ -686,7 +941,7 @@
         <w:ind w:left="5040" w:hanging="360"/>
       </w:pPr>
     </w:lvl>
-    <w:lvl w:ilvl="7" w15:tentative="1">
+    <w:lvl w:ilvl="7" w:tplc="FA042E6E">
       <w:start w:val="1"/>
       <w:numFmt w:val="bullet"/>
       <w:lvlText w:val="●"/>
@@ -695,25 +950,13 @@
         <w:ind w:left="5760" w:hanging="360"/>
       </w:pPr>
     </w:lvl>
-    <w:lvl w:ilvl="8" w15:tentative="1">
+    <w:lvl w:ilvl="8" w:tplc="ACE4234C">
       <w:start w:val="1"/>
       <w:numFmt w:val="bullet"/>
       <w:lvlText w:val="●"/>
       <w:lvlJc w:val="left"/>
       <w:pPr>
         <w:ind w:left="6480" w:hanging="360"/>
-      </w:pPr>
-    </w:lvl>
-  </w:abstractNum>
-  <w:abstractNum w:abstractNumId="2" w15:restartNumberingAfterBreak="0">
-    <w:multiLevelType w:val="hybridMultilevel"/>
-    <w:lvl w:ilvl="0" w15:tentative="1">
-      <w:start w:val="1"/>
-      <w:numFmt w:val="bullet"/>
-      <w:lvlText w:val="•"/>
-      <w:lvlJc w:val="left"/>
-      <w:pPr>
-        <w:ind w:left="420" w:hanging="260"/>
       </w:pPr>
     </w:lvl>
   </w:abstractNum>
@@ -724,7 +967,7 @@
     </w:lvlOverride>
   </w:num>
   <w:num w:numId="2">
-    <w:abstractNumId w:val="2"/>
+    <w:abstractNumId w:val="0"/>
     <w:lvlOverride w:ilvl="0">
       <w:startOverride w:val="1"/>
     </w:lvlOverride>
@@ -733,87 +976,520 @@
 </file>
 
 <file path=word/styles.xml><?xml version="1.0" encoding="utf-8"?>
-<w:styles xmlns:mc="http://schemas.openxmlformats.org/markup-compatibility/2006" xmlns:r="http://schemas.openxmlformats.org/officeDocument/2006/relationships" xmlns:w="http://schemas.openxmlformats.org/wordprocessingml/2006/main" xmlns:w14="http://schemas.microsoft.com/office/word/2010/wordml" xmlns:w15="http://schemas.microsoft.com/office/word/2012/wordml" mc:Ignorable="w14 w15">
+<w:styles xmlns:mc="http://schemas.openxmlformats.org/markup-compatibility/2006" xmlns:r="http://schemas.openxmlformats.org/officeDocument/2006/relationships" xmlns:w="http://schemas.openxmlformats.org/wordprocessingml/2006/main" xmlns:w14="http://schemas.microsoft.com/office/word/2010/wordml" xmlns:w15="http://schemas.microsoft.com/office/word/2012/wordml" xmlns:w16cex="http://schemas.microsoft.com/office/word/2018/wordml/cex" xmlns:w16cid="http://schemas.microsoft.com/office/word/2016/wordml/cid" xmlns:w16="http://schemas.microsoft.com/office/word/2018/wordml" xmlns:w16sdtdh="http://schemas.microsoft.com/office/word/2020/wordml/sdtdatahash" xmlns:w16se="http://schemas.microsoft.com/office/word/2015/wordml/symex" mc:Ignorable="w14 w15 w16se w16cid w16 w16cex w16sdtdh">
   <w:docDefaults>
-    <w:rPrDefault/>
+    <w:rPrDefault>
+      <w:rPr>
+        <w:rFonts w:ascii="Times New Roman" w:eastAsia="Times New Roman" w:hAnsi="Times New Roman" w:cs="Times New Roman"/>
+        <w:lang w:val="en-US" w:eastAsia="en-US" w:bidi="ar-SA"/>
+      </w:rPr>
+    </w:rPrDefault>
     <w:pPrDefault/>
   </w:docDefaults>
+  <w:latentStyles w:defLockedState="0" w:defUIPriority="99" w:defSemiHidden="0" w:defUnhideWhenUsed="0" w:defQFormat="0" w:count="376">
+    <w:lsdException w:name="Normal" w:uiPriority="0" w:qFormat="1"/>
+    <w:lsdException w:name="heading 1" w:uiPriority="9" w:qFormat="1"/>
+    <w:lsdException w:name="heading 2" w:semiHidden="1" w:uiPriority="9" w:unhideWhenUsed="1" w:qFormat="1"/>
+    <w:lsdException w:name="heading 3" w:semiHidden="1" w:uiPriority="9" w:unhideWhenUsed="1" w:qFormat="1"/>
+    <w:lsdException w:name="heading 4" w:semiHidden="1" w:uiPriority="9" w:unhideWhenUsed="1" w:qFormat="1"/>
+    <w:lsdException w:name="heading 5" w:semiHidden="1" w:uiPriority="9" w:unhideWhenUsed="1" w:qFormat="1"/>
+    <w:lsdException w:name="heading 6" w:semiHidden="1" w:uiPriority="9" w:unhideWhenUsed="1" w:qFormat="1"/>
+    <w:lsdException w:name="heading 7" w:semiHidden="1" w:uiPriority="9" w:unhideWhenUsed="1" w:qFormat="1"/>
+    <w:lsdException w:name="heading 8" w:semiHidden="1" w:uiPriority="9" w:unhideWhenUsed="1" w:qFormat="1"/>
+    <w:lsdException w:name="heading 9" w:semiHidden="1" w:uiPriority="9" w:unhideWhenUsed="1" w:qFormat="1"/>
+    <w:lsdException w:name="index 1" w:semiHidden="1" w:unhideWhenUsed="1"/>
+    <w:lsdException w:name="index 2" w:semiHidden="1" w:unhideWhenUsed="1"/>
+    <w:lsdException w:name="index 3" w:semiHidden="1" w:unhideWhenUsed="1"/>
+    <w:lsdException w:name="index 4" w:semiHidden="1" w:unhideWhenUsed="1"/>
+    <w:lsdException w:name="index 5" w:semiHidden="1" w:unhideWhenUsed="1"/>
+    <w:lsdException w:name="index 6" w:semiHidden="1" w:unhideWhenUsed="1"/>
+    <w:lsdException w:name="index 7" w:semiHidden="1" w:unhideWhenUsed="1"/>
+    <w:lsdException w:name="index 8" w:semiHidden="1" w:unhideWhenUsed="1"/>
+    <w:lsdException w:name="index 9" w:semiHidden="1" w:unhideWhenUsed="1"/>
+    <w:lsdException w:name="toc 1" w:semiHidden="1" w:uiPriority="39" w:unhideWhenUsed="1"/>
+    <w:lsdException w:name="toc 2" w:semiHidden="1" w:uiPriority="39" w:unhideWhenUsed="1"/>
+    <w:lsdException w:name="toc 3" w:semiHidden="1" w:uiPriority="39" w:unhideWhenUsed="1"/>
+    <w:lsdException w:name="toc 4" w:semiHidden="1" w:uiPriority="39" w:unhideWhenUsed="1"/>
+    <w:lsdException w:name="toc 5" w:semiHidden="1" w:uiPriority="39" w:unhideWhenUsed="1"/>
+    <w:lsdException w:name="toc 6" w:semiHidden="1" w:uiPriority="39" w:unhideWhenUsed="1"/>
+    <w:lsdException w:name="toc 7" w:semiHidden="1" w:uiPriority="39" w:unhideWhenUsed="1"/>
+    <w:lsdException w:name="toc 8" w:semiHidden="1" w:uiPriority="39" w:unhideWhenUsed="1"/>
+    <w:lsdException w:name="toc 9" w:semiHidden="1" w:uiPriority="39" w:unhideWhenUsed="1"/>
+    <w:lsdException w:name="Normal Indent" w:semiHidden="1" w:unhideWhenUsed="1"/>
+    <w:lsdException w:name="footnote text" w:semiHidden="1" w:unhideWhenUsed="1"/>
+    <w:lsdException w:name="annotation text" w:semiHidden="1" w:unhideWhenUsed="1"/>
+    <w:lsdException w:name="header" w:semiHidden="1" w:unhideWhenUsed="1"/>
+    <w:lsdException w:name="footer" w:semiHidden="1" w:unhideWhenUsed="1"/>
+    <w:lsdException w:name="index heading" w:semiHidden="1" w:unhideWhenUsed="1"/>
+    <w:lsdException w:name="caption" w:semiHidden="1" w:uiPriority="35" w:unhideWhenUsed="1" w:qFormat="1"/>
+    <w:lsdException w:name="table of figures" w:semiHidden="1" w:unhideWhenUsed="1"/>
+    <w:lsdException w:name="envelope address" w:semiHidden="1" w:unhideWhenUsed="1"/>
+    <w:lsdException w:name="envelope return" w:semiHidden="1" w:unhideWhenUsed="1"/>
+    <w:lsdException w:name="footnote reference" w:semiHidden="1" w:unhideWhenUsed="1"/>
+    <w:lsdException w:name="annotation reference" w:semiHidden="1" w:unhideWhenUsed="1"/>
+    <w:lsdException w:name="line number" w:semiHidden="1" w:unhideWhenUsed="1"/>
+    <w:lsdException w:name="page number" w:semiHidden="1" w:unhideWhenUsed="1"/>
+    <w:lsdException w:name="endnote reference" w:semiHidden="1" w:unhideWhenUsed="1"/>
+    <w:lsdException w:name="endnote text" w:semiHidden="1" w:unhideWhenUsed="1"/>
+    <w:lsdException w:name="table of authorities" w:semiHidden="1" w:unhideWhenUsed="1"/>
+    <w:lsdException w:name="macro" w:semiHidden="1" w:unhideWhenUsed="1"/>
+    <w:lsdException w:name="toa heading" w:semiHidden="1" w:unhideWhenUsed="1"/>
+    <w:lsdException w:name="List" w:semiHidden="1" w:unhideWhenUsed="1"/>
+    <w:lsdException w:name="List Bullet" w:semiHidden="1" w:unhideWhenUsed="1"/>
+    <w:lsdException w:name="List Number" w:semiHidden="1" w:unhideWhenUsed="1"/>
+    <w:lsdException w:name="List 2" w:semiHidden="1" w:unhideWhenUsed="1"/>
+    <w:lsdException w:name="List 3" w:semiHidden="1" w:unhideWhenUsed="1"/>
+    <w:lsdException w:name="List 4" w:semiHidden="1" w:unhideWhenUsed="1"/>
+    <w:lsdException w:name="List 5" w:semiHidden="1" w:unhideWhenUsed="1"/>
+    <w:lsdException w:name="List Bullet 2" w:semiHidden="1" w:unhideWhenUsed="1"/>
+    <w:lsdException w:name="List Bullet 3" w:semiHidden="1" w:unhideWhenUsed="1"/>
+    <w:lsdException w:name="List Bullet 4" w:semiHidden="1" w:unhideWhenUsed="1"/>
+    <w:lsdException w:name="List Bullet 5" w:semiHidden="1" w:unhideWhenUsed="1"/>
+    <w:lsdException w:name="List Number 2" w:semiHidden="1" w:unhideWhenUsed="1"/>
+    <w:lsdException w:name="List Number 3" w:semiHidden="1" w:unhideWhenUsed="1"/>
+    <w:lsdException w:name="List Number 4" w:semiHidden="1" w:unhideWhenUsed="1"/>
+    <w:lsdException w:name="List Number 5" w:semiHidden="1" w:unhideWhenUsed="1"/>
+    <w:lsdException w:name="Title" w:uiPriority="10" w:qFormat="1"/>
+    <w:lsdException w:name="Closing" w:semiHidden="1" w:unhideWhenUsed="1"/>
+    <w:lsdException w:name="Signature" w:semiHidden="1" w:unhideWhenUsed="1"/>
+    <w:lsdException w:name="Default Paragraph Font" w:semiHidden="1" w:uiPriority="1" w:unhideWhenUsed="1"/>
+    <w:lsdException w:name="Body Text" w:semiHidden="1" w:unhideWhenUsed="1"/>
+    <w:lsdException w:name="Body Text Indent" w:semiHidden="1" w:unhideWhenUsed="1"/>
+    <w:lsdException w:name="List Continue" w:semiHidden="1" w:unhideWhenUsed="1"/>
+    <w:lsdException w:name="List Continue 2" w:semiHidden="1" w:unhideWhenUsed="1"/>
+    <w:lsdException w:name="List Continue 3" w:semiHidden="1" w:unhideWhenUsed="1"/>
+    <w:lsdException w:name="List Continue 4" w:semiHidden="1" w:unhideWhenUsed="1"/>
+    <w:lsdException w:name="List Continue 5" w:semiHidden="1" w:unhideWhenUsed="1"/>
+    <w:lsdException w:name="Message Header" w:semiHidden="1" w:unhideWhenUsed="1"/>
+    <w:lsdException w:name="Subtitle" w:uiPriority="11" w:qFormat="1"/>
+    <w:lsdException w:name="Salutation" w:semiHidden="1" w:unhideWhenUsed="1"/>
+    <w:lsdException w:name="Date" w:semiHidden="1" w:unhideWhenUsed="1"/>
+    <w:lsdException w:name="Body Text First Indent" w:semiHidden="1" w:unhideWhenUsed="1"/>
+    <w:lsdException w:name="Body Text First Indent 2" w:semiHidden="1" w:unhideWhenUsed="1"/>
+    <w:lsdException w:name="Note Heading" w:semiHidden="1" w:unhideWhenUsed="1"/>
+    <w:lsdException w:name="Body Text 2" w:semiHidden="1" w:unhideWhenUsed="1"/>
+    <w:lsdException w:name="Body Text 3" w:semiHidden="1" w:unhideWhenUsed="1"/>
+    <w:lsdException w:name="Body Text Indent 2" w:semiHidden="1" w:unhideWhenUsed="1"/>
+    <w:lsdException w:name="Body Text Indent 3" w:semiHidden="1" w:unhideWhenUsed="1"/>
+    <w:lsdException w:name="Block Text" w:semiHidden="1" w:unhideWhenUsed="1"/>
+    <w:lsdException w:name="Hyperlink" w:semiHidden="1" w:unhideWhenUsed="1"/>
+    <w:lsdException w:name="FollowedHyperlink" w:semiHidden="1" w:unhideWhenUsed="1"/>
+    <w:lsdException w:name="Strong" w:uiPriority="22" w:qFormat="1"/>
+    <w:lsdException w:name="Emphasis" w:uiPriority="20" w:qFormat="1"/>
+    <w:lsdException w:name="Document Map" w:semiHidden="1" w:unhideWhenUsed="1"/>
+    <w:lsdException w:name="Plain Text" w:semiHidden="1" w:unhideWhenUsed="1"/>
+    <w:lsdException w:name="E-mail Signature" w:semiHidden="1" w:unhideWhenUsed="1"/>
+    <w:lsdException w:name="HTML Top of Form" w:semiHidden="1" w:unhideWhenUsed="1"/>
+    <w:lsdException w:name="HTML Bottom of Form" w:semiHidden="1" w:unhideWhenUsed="1"/>
+    <w:lsdException w:name="Normal (Web)" w:semiHidden="1" w:unhideWhenUsed="1"/>
+    <w:lsdException w:name="HTML Acronym" w:semiHidden="1" w:unhideWhenUsed="1"/>
+    <w:lsdException w:name="HTML Address" w:semiHidden="1" w:unhideWhenUsed="1"/>
+    <w:lsdException w:name="HTML Cite" w:semiHidden="1" w:unhideWhenUsed="1"/>
+    <w:lsdException w:name="HTML Code" w:semiHidden="1" w:unhideWhenUsed="1"/>
+    <w:lsdException w:name="HTML Definition" w:semiHidden="1" w:unhideWhenUsed="1"/>
+    <w:lsdException w:name="HTML Keyboard" w:semiHidden="1" w:unhideWhenUsed="1"/>
+    <w:lsdException w:name="HTML Preformatted" w:semiHidden="1" w:unhideWhenUsed="1"/>
+    <w:lsdException w:name="HTML Sample" w:semiHidden="1" w:unhideWhenUsed="1"/>
+    <w:lsdException w:name="HTML Typewriter" w:semiHidden="1" w:unhideWhenUsed="1"/>
+    <w:lsdException w:name="HTML Variable" w:semiHidden="1" w:unhideWhenUsed="1"/>
+    <w:lsdException w:name="Normal Table" w:semiHidden="1" w:unhideWhenUsed="1"/>
+    <w:lsdException w:name="annotation subject" w:semiHidden="1" w:unhideWhenUsed="1"/>
+    <w:lsdException w:name="No List" w:semiHidden="1" w:unhideWhenUsed="1"/>
+    <w:lsdException w:name="Outline List 1" w:semiHidden="1" w:unhideWhenUsed="1"/>
+    <w:lsdException w:name="Outline List 2" w:semiHidden="1" w:unhideWhenUsed="1"/>
+    <w:lsdException w:name="Outline List 3" w:semiHidden="1" w:unhideWhenUsed="1"/>
+    <w:lsdException w:name="Table Simple 1" w:semiHidden="1" w:unhideWhenUsed="1"/>
+    <w:lsdException w:name="Table Simple 2" w:semiHidden="1" w:unhideWhenUsed="1"/>
+    <w:lsdException w:name="Table Simple 3" w:semiHidden="1" w:unhideWhenUsed="1"/>
+    <w:lsdException w:name="Table Classic 1" w:semiHidden="1" w:unhideWhenUsed="1"/>
+    <w:lsdException w:name="Table Classic 2" w:semiHidden="1" w:unhideWhenUsed="1"/>
+    <w:lsdException w:name="Table Classic 3" w:semiHidden="1" w:unhideWhenUsed="1"/>
+    <w:lsdException w:name="Table Classic 4" w:semiHidden="1" w:unhideWhenUsed="1"/>
+    <w:lsdException w:name="Table Colorful 1" w:semiHidden="1" w:unhideWhenUsed="1"/>
+    <w:lsdException w:name="Table Colorful 2" w:semiHidden="1" w:unhideWhenUsed="1"/>
+    <w:lsdException w:name="Table Colorful 3" w:semiHidden="1" w:unhideWhenUsed="1"/>
+    <w:lsdException w:name="Table Columns 1" w:semiHidden="1" w:unhideWhenUsed="1"/>
+    <w:lsdException w:name="Table Columns 2" w:semiHidden="1" w:unhideWhenUsed="1"/>
+    <w:lsdException w:name="Table Columns 3" w:semiHidden="1" w:unhideWhenUsed="1"/>
+    <w:lsdException w:name="Table Columns 4" w:semiHidden="1" w:unhideWhenUsed="1"/>
+    <w:lsdException w:name="Table Columns 5" w:semiHidden="1" w:unhideWhenUsed="1"/>
+    <w:lsdException w:name="Table Grid 1" w:semiHidden="1" w:unhideWhenUsed="1"/>
+    <w:lsdException w:name="Table Grid 2" w:semiHidden="1" w:unhideWhenUsed="1"/>
+    <w:lsdException w:name="Table Grid 3" w:semiHidden="1" w:unhideWhenUsed="1"/>
+    <w:lsdException w:name="Table Grid 4" w:semiHidden="1" w:unhideWhenUsed="1"/>
+    <w:lsdException w:name="Table Grid 5" w:semiHidden="1" w:unhideWhenUsed="1"/>
+    <w:lsdException w:name="Table Grid 6" w:semiHidden="1" w:unhideWhenUsed="1"/>
+    <w:lsdException w:name="Table Grid 7" w:semiHidden="1" w:unhideWhenUsed="1"/>
+    <w:lsdException w:name="Table Grid 8" w:semiHidden="1" w:unhideWhenUsed="1"/>
+    <w:lsdException w:name="Table List 1" w:semiHidden="1" w:unhideWhenUsed="1"/>
+    <w:lsdException w:name="Table List 2" w:semiHidden="1" w:unhideWhenUsed="1"/>
+    <w:lsdException w:name="Table List 3" w:semiHidden="1" w:unhideWhenUsed="1"/>
+    <w:lsdException w:name="Table List 4" w:semiHidden="1" w:unhideWhenUsed="1"/>
+    <w:lsdException w:name="Table List 5" w:semiHidden="1" w:unhideWhenUsed="1"/>
+    <w:lsdException w:name="Table List 6" w:semiHidden="1" w:unhideWhenUsed="1"/>
+    <w:lsdException w:name="Table List 7" w:semiHidden="1" w:unhideWhenUsed="1"/>
+    <w:lsdException w:name="Table List 8" w:semiHidden="1" w:unhideWhenUsed="1"/>
+    <w:lsdException w:name="Table 3D effects 1" w:semiHidden="1" w:unhideWhenUsed="1"/>
+    <w:lsdException w:name="Table 3D effects 2" w:semiHidden="1" w:unhideWhenUsed="1"/>
+    <w:lsdException w:name="Table 3D effects 3" w:semiHidden="1" w:unhideWhenUsed="1"/>
+    <w:lsdException w:name="Table Contemporary" w:semiHidden="1" w:unhideWhenUsed="1"/>
+    <w:lsdException w:name="Table Elegant" w:semiHidden="1" w:unhideWhenUsed="1"/>
+    <w:lsdException w:name="Table Professional" w:semiHidden="1" w:unhideWhenUsed="1"/>
+    <w:lsdException w:name="Table Subtle 1" w:semiHidden="1" w:unhideWhenUsed="1"/>
+    <w:lsdException w:name="Table Subtle 2" w:semiHidden="1" w:unhideWhenUsed="1"/>
+    <w:lsdException w:name="Table Web 1" w:semiHidden="1" w:unhideWhenUsed="1"/>
+    <w:lsdException w:name="Table Web 2" w:semiHidden="1" w:unhideWhenUsed="1"/>
+    <w:lsdException w:name="Table Web 3" w:semiHidden="1" w:unhideWhenUsed="1"/>
+    <w:lsdException w:name="Balloon Text" w:semiHidden="1" w:unhideWhenUsed="1"/>
+    <w:lsdException w:name="Table Grid" w:uiPriority="39"/>
+    <w:lsdException w:name="Table Theme" w:semiHidden="1" w:unhideWhenUsed="1"/>
+    <w:lsdException w:name="Placeholder Text" w:semiHidden="1"/>
+    <w:lsdException w:name="No Spacing" w:uiPriority="1" w:qFormat="1"/>
+    <w:lsdException w:name="Light Shading" w:uiPriority="60"/>
+    <w:lsdException w:name="Light List" w:uiPriority="61"/>
+    <w:lsdException w:name="Light Grid" w:uiPriority="62"/>
+    <w:lsdException w:name="Medium Shading 1" w:uiPriority="63"/>
+    <w:lsdException w:name="Medium Shading 2" w:uiPriority="64"/>
+    <w:lsdException w:name="Medium List 1" w:uiPriority="65"/>
+    <w:lsdException w:name="Medium List 2" w:uiPriority="66"/>
+    <w:lsdException w:name="Medium Grid 1" w:uiPriority="67"/>
+    <w:lsdException w:name="Medium Grid 2" w:uiPriority="68"/>
+    <w:lsdException w:name="Medium Grid 3" w:uiPriority="69"/>
+    <w:lsdException w:name="Dark List" w:uiPriority="70"/>
+    <w:lsdException w:name="Colorful Shading" w:uiPriority="71"/>
+    <w:lsdException w:name="Colorful List" w:uiPriority="72"/>
+    <w:lsdException w:name="Colorful Grid" w:uiPriority="73"/>
+    <w:lsdException w:name="Light Shading Accent 1" w:uiPriority="60"/>
+    <w:lsdException w:name="Light List Accent 1" w:uiPriority="61"/>
+    <w:lsdException w:name="Light Grid Accent 1" w:uiPriority="62"/>
+    <w:lsdException w:name="Medium Shading 1 Accent 1" w:uiPriority="63"/>
+    <w:lsdException w:name="Medium Shading 2 Accent 1" w:uiPriority="64"/>
+    <w:lsdException w:name="Medium List 1 Accent 1" w:uiPriority="65"/>
+    <w:lsdException w:name="Revision" w:semiHidden="1"/>
+    <w:lsdException w:name="List Paragraph" w:uiPriority="34" w:qFormat="1"/>
+    <w:lsdException w:name="Quote" w:uiPriority="29" w:qFormat="1"/>
+    <w:lsdException w:name="Intense Quote" w:uiPriority="30" w:qFormat="1"/>
+    <w:lsdException w:name="Medium List 2 Accent 1" w:uiPriority="66"/>
+    <w:lsdException w:name="Medium Grid 1 Accent 1" w:uiPriority="67"/>
+    <w:lsdException w:name="Medium Grid 2 Accent 1" w:uiPriority="68"/>
+    <w:lsdException w:name="Medium Grid 3 Accent 1" w:uiPriority="69"/>
+    <w:lsdException w:name="Dark List Accent 1" w:uiPriority="70"/>
+    <w:lsdException w:name="Colorful Shading Accent 1" w:uiPriority="71"/>
+    <w:lsdException w:name="Colorful List Accent 1" w:uiPriority="72"/>
+    <w:lsdException w:name="Colorful Grid Accent 1" w:uiPriority="73"/>
+    <w:lsdException w:name="Light Shading Accent 2" w:uiPriority="60"/>
+    <w:lsdException w:name="Light List Accent 2" w:uiPriority="61"/>
+    <w:lsdException w:name="Light Grid Accent 2" w:uiPriority="62"/>
+    <w:lsdException w:name="Medium Shading 1 Accent 2" w:uiPriority="63"/>
+    <w:lsdException w:name="Medium Shading 2 Accent 2" w:uiPriority="64"/>
+    <w:lsdException w:name="Medium List 1 Accent 2" w:uiPriority="65"/>
+    <w:lsdException w:name="Medium List 2 Accent 2" w:uiPriority="66"/>
+    <w:lsdException w:name="Medium Grid 1 Accent 2" w:uiPriority="67"/>
+    <w:lsdException w:name="Medium Grid 2 Accent 2" w:uiPriority="68"/>
+    <w:lsdException w:name="Medium Grid 3 Accent 2" w:uiPriority="69"/>
+    <w:lsdException w:name="Dark List Accent 2" w:uiPriority="70"/>
+    <w:lsdException w:name="Colorful Shading Accent 2" w:uiPriority="71"/>
+    <w:lsdException w:name="Colorful List Accent 2" w:uiPriority="72"/>
+    <w:lsdException w:name="Colorful Grid Accent 2" w:uiPriority="73"/>
+    <w:lsdException w:name="Light Shading Accent 3" w:uiPriority="60"/>
+    <w:lsdException w:name="Light List Accent 3" w:uiPriority="61"/>
+    <w:lsdException w:name="Light Grid Accent 3" w:uiPriority="62"/>
+    <w:lsdException w:name="Medium Shading 1 Accent 3" w:uiPriority="63"/>
+    <w:lsdException w:name="Medium Shading 2 Accent 3" w:uiPriority="64"/>
+    <w:lsdException w:name="Medium List 1 Accent 3" w:uiPriority="65"/>
+    <w:lsdException w:name="Medium List 2 Accent 3" w:uiPriority="66"/>
+    <w:lsdException w:name="Medium Grid 1 Accent 3" w:uiPriority="67"/>
+    <w:lsdException w:name="Medium Grid 2 Accent 3" w:uiPriority="68"/>
+    <w:lsdException w:name="Medium Grid 3 Accent 3" w:uiPriority="69"/>
+    <w:lsdException w:name="Dark List Accent 3" w:uiPriority="70"/>
+    <w:lsdException w:name="Colorful Shading Accent 3" w:uiPriority="71"/>
+    <w:lsdException w:name="Colorful List Accent 3" w:uiPriority="72"/>
+    <w:lsdException w:name="Colorful Grid Accent 3" w:uiPriority="73"/>
+    <w:lsdException w:name="Light Shading Accent 4" w:uiPriority="60"/>
+    <w:lsdException w:name="Light List Accent 4" w:uiPriority="61"/>
+    <w:lsdException w:name="Light Grid Accent 4" w:uiPriority="62"/>
+    <w:lsdException w:name="Medium Shading 1 Accent 4" w:uiPriority="63"/>
+    <w:lsdException w:name="Medium Shading 2 Accent 4" w:uiPriority="64"/>
+    <w:lsdException w:name="Medium List 1 Accent 4" w:uiPriority="65"/>
+    <w:lsdException w:name="Medium List 2 Accent 4" w:uiPriority="66"/>
+    <w:lsdException w:name="Medium Grid 1 Accent 4" w:uiPriority="67"/>
+    <w:lsdException w:name="Medium Grid 2 Accent 4" w:uiPriority="68"/>
+    <w:lsdException w:name="Medium Grid 3 Accent 4" w:uiPriority="69"/>
+    <w:lsdException w:name="Dark List Accent 4" w:uiPriority="70"/>
+    <w:lsdException w:name="Colorful Shading Accent 4" w:uiPriority="71"/>
+    <w:lsdException w:name="Colorful List Accent 4" w:uiPriority="72"/>
+    <w:lsdException w:name="Colorful Grid Accent 4" w:uiPriority="73"/>
+    <w:lsdException w:name="Light Shading Accent 5" w:uiPriority="60"/>
+    <w:lsdException w:name="Light List Accent 5" w:uiPriority="61"/>
+    <w:lsdException w:name="Light Grid Accent 5" w:uiPriority="62"/>
+    <w:lsdException w:name="Medium Shading 1 Accent 5" w:uiPriority="63"/>
+    <w:lsdException w:name="Medium Shading 2 Accent 5" w:uiPriority="64"/>
+    <w:lsdException w:name="Medium List 1 Accent 5" w:uiPriority="65"/>
+    <w:lsdException w:name="Medium List 2 Accent 5" w:uiPriority="66"/>
+    <w:lsdException w:name="Medium Grid 1 Accent 5" w:uiPriority="67"/>
+    <w:lsdException w:name="Medium Grid 2 Accent 5" w:uiPriority="68"/>
+    <w:lsdException w:name="Medium Grid 3 Accent 5" w:uiPriority="69"/>
+    <w:lsdException w:name="Dark List Accent 5" w:uiPriority="70"/>
+    <w:lsdException w:name="Colorful Shading Accent 5" w:uiPriority="71"/>
+    <w:lsdException w:name="Colorful List Accent 5" w:uiPriority="72"/>
+    <w:lsdException w:name="Colorful Grid Accent 5" w:uiPriority="73"/>
+    <w:lsdException w:name="Light Shading Accent 6" w:uiPriority="60"/>
+    <w:lsdException w:name="Light List Accent 6" w:uiPriority="61"/>
+    <w:lsdException w:name="Light Grid Accent 6" w:uiPriority="62"/>
+    <w:lsdException w:name="Medium Shading 1 Accent 6" w:uiPriority="63"/>
+    <w:lsdException w:name="Medium Shading 2 Accent 6" w:uiPriority="64"/>
+    <w:lsdException w:name="Medium List 1 Accent 6" w:uiPriority="65"/>
+    <w:lsdException w:name="Medium List 2 Accent 6" w:uiPriority="66"/>
+    <w:lsdException w:name="Medium Grid 1 Accent 6" w:uiPriority="67"/>
+    <w:lsdException w:name="Medium Grid 2 Accent 6" w:uiPriority="68"/>
+    <w:lsdException w:name="Medium Grid 3 Accent 6" w:uiPriority="69"/>
+    <w:lsdException w:name="Dark List Accent 6" w:uiPriority="70"/>
+    <w:lsdException w:name="Colorful Shading Accent 6" w:uiPriority="71"/>
+    <w:lsdException w:name="Colorful List Accent 6" w:uiPriority="72"/>
+    <w:lsdException w:name="Colorful Grid Accent 6" w:uiPriority="73"/>
+    <w:lsdException w:name="Subtle Emphasis" w:uiPriority="19" w:qFormat="1"/>
+    <w:lsdException w:name="Intense Emphasis" w:uiPriority="21" w:qFormat="1"/>
+    <w:lsdException w:name="Subtle Reference" w:uiPriority="31" w:qFormat="1"/>
+    <w:lsdException w:name="Intense Reference" w:uiPriority="32" w:qFormat="1"/>
+    <w:lsdException w:name="Book Title" w:uiPriority="33" w:qFormat="1"/>
+    <w:lsdException w:name="Bibliography" w:semiHidden="1" w:uiPriority="37" w:unhideWhenUsed="1"/>
+    <w:lsdException w:name="TOC Heading" w:semiHidden="1" w:uiPriority="39" w:unhideWhenUsed="1" w:qFormat="1"/>
+    <w:lsdException w:name="Plain Table 1" w:uiPriority="41"/>
+    <w:lsdException w:name="Plain Table 2" w:uiPriority="42"/>
+    <w:lsdException w:name="Plain Table 3" w:uiPriority="43"/>
+    <w:lsdException w:name="Plain Table 4" w:uiPriority="44"/>
+    <w:lsdException w:name="Plain Table 5" w:uiPriority="45"/>
+    <w:lsdException w:name="Grid Table Light" w:uiPriority="40"/>
+    <w:lsdException w:name="Grid Table 1 Light" w:uiPriority="46"/>
+    <w:lsdException w:name="Grid Table 2" w:uiPriority="47"/>
+    <w:lsdException w:name="Grid Table 3" w:uiPriority="48"/>
+    <w:lsdException w:name="Grid Table 4" w:uiPriority="49"/>
+    <w:lsdException w:name="Grid Table 5 Dark" w:uiPriority="50"/>
+    <w:lsdException w:name="Grid Table 6 Colorful" w:uiPriority="51"/>
+    <w:lsdException w:name="Grid Table 7 Colorful" w:uiPriority="52"/>
+    <w:lsdException w:name="Grid Table 1 Light Accent 1" w:uiPriority="46"/>
+    <w:lsdException w:name="Grid Table 2 Accent 1" w:uiPriority="47"/>
+    <w:lsdException w:name="Grid Table 3 Accent 1" w:uiPriority="48"/>
+    <w:lsdException w:name="Grid Table 4 Accent 1" w:uiPriority="49"/>
+    <w:lsdException w:name="Grid Table 5 Dark Accent 1" w:uiPriority="50"/>
+    <w:lsdException w:name="Grid Table 6 Colorful Accent 1" w:uiPriority="51"/>
+    <w:lsdException w:name="Grid Table 7 Colorful Accent 1" w:uiPriority="52"/>
+    <w:lsdException w:name="Grid Table 1 Light Accent 2" w:uiPriority="46"/>
+    <w:lsdException w:name="Grid Table 2 Accent 2" w:uiPriority="47"/>
+    <w:lsdException w:name="Grid Table 3 Accent 2" w:uiPriority="48"/>
+    <w:lsdException w:name="Grid Table 4 Accent 2" w:uiPriority="49"/>
+    <w:lsdException w:name="Grid Table 5 Dark Accent 2" w:uiPriority="50"/>
+    <w:lsdException w:name="Grid Table 6 Colorful Accent 2" w:uiPriority="51"/>
+    <w:lsdException w:name="Grid Table 7 Colorful Accent 2" w:uiPriority="52"/>
+    <w:lsdException w:name="Grid Table 1 Light Accent 3" w:uiPriority="46"/>
+    <w:lsdException w:name="Grid Table 2 Accent 3" w:uiPriority="47"/>
+    <w:lsdException w:name="Grid Table 3 Accent 3" w:uiPriority="48"/>
+    <w:lsdException w:name="Grid Table 4 Accent 3" w:uiPriority="49"/>
+    <w:lsdException w:name="Grid Table 5 Dark Accent 3" w:uiPriority="50"/>
+    <w:lsdException w:name="Grid Table 6 Colorful Accent 3" w:uiPriority="51"/>
+    <w:lsdException w:name="Grid Table 7 Colorful Accent 3" w:uiPriority="52"/>
+    <w:lsdException w:name="Grid Table 1 Light Accent 4" w:uiPriority="46"/>
+    <w:lsdException w:name="Grid Table 2 Accent 4" w:uiPriority="47"/>
+    <w:lsdException w:name="Grid Table 3 Accent 4" w:uiPriority="48"/>
+    <w:lsdException w:name="Grid Table 4 Accent 4" w:uiPriority="49"/>
+    <w:lsdException w:name="Grid Table 5 Dark Accent 4" w:uiPriority="50"/>
+    <w:lsdException w:name="Grid Table 6 Colorful Accent 4" w:uiPriority="51"/>
+    <w:lsdException w:name="Grid Table 7 Colorful Accent 4" w:uiPriority="52"/>
+    <w:lsdException w:name="Grid Table 1 Light Accent 5" w:uiPriority="46"/>
+    <w:lsdException w:name="Grid Table 2 Accent 5" w:uiPriority="47"/>
+    <w:lsdException w:name="Grid Table 3 Accent 5" w:uiPriority="48"/>
+    <w:lsdException w:name="Grid Table 4 Accent 5" w:uiPriority="49"/>
+    <w:lsdException w:name="Grid Table 5 Dark Accent 5" w:uiPriority="50"/>
+    <w:lsdException w:name="Grid Table 6 Colorful Accent 5" w:uiPriority="51"/>
+    <w:lsdException w:name="Grid Table 7 Colorful Accent 5" w:uiPriority="52"/>
+    <w:lsdException w:name="Grid Table 1 Light Accent 6" w:uiPriority="46"/>
+    <w:lsdException w:name="Grid Table 2 Accent 6" w:uiPriority="47"/>
+    <w:lsdException w:name="Grid Table 3 Accent 6" w:uiPriority="48"/>
+    <w:lsdException w:name="Grid Table 4 Accent 6" w:uiPriority="49"/>
+    <w:lsdException w:name="Grid Table 5 Dark Accent 6" w:uiPriority="50"/>
+    <w:lsdException w:name="Grid Table 6 Colorful Accent 6" w:uiPriority="51"/>
+    <w:lsdException w:name="Grid Table 7 Colorful Accent 6" w:uiPriority="52"/>
+    <w:lsdException w:name="List Table 1 Light" w:uiPriority="46"/>
+    <w:lsdException w:name="List Table 2" w:uiPriority="47"/>
+    <w:lsdException w:name="List Table 3" w:uiPriority="48"/>
+    <w:lsdException w:name="List Table 4" w:uiPriority="49"/>
+    <w:lsdException w:name="List Table 5 Dark" w:uiPriority="50"/>
+    <w:lsdException w:name="List Table 6 Colorful" w:uiPriority="51"/>
+    <w:lsdException w:name="List Table 7 Colorful" w:uiPriority="52"/>
+    <w:lsdException w:name="List Table 1 Light Accent 1" w:uiPriority="46"/>
+    <w:lsdException w:name="List Table 2 Accent 1" w:uiPriority="47"/>
+    <w:lsdException w:name="List Table 3 Accent 1" w:uiPriority="48"/>
+    <w:lsdException w:name="List Table 4 Accent 1" w:uiPriority="49"/>
+    <w:lsdException w:name="List Table 5 Dark Accent 1" w:uiPriority="50"/>
+    <w:lsdException w:name="List Table 6 Colorful Accent 1" w:uiPriority="51"/>
+    <w:lsdException w:name="List Table 7 Colorful Accent 1" w:uiPriority="52"/>
+    <w:lsdException w:name="List Table 1 Light Accent 2" w:uiPriority="46"/>
+    <w:lsdException w:name="List Table 2 Accent 2" w:uiPriority="47"/>
+    <w:lsdException w:name="List Table 3 Accent 2" w:uiPriority="48"/>
+    <w:lsdException w:name="List Table 4 Accent 2" w:uiPriority="49"/>
+    <w:lsdException w:name="List Table 5 Dark Accent 2" w:uiPriority="50"/>
+    <w:lsdException w:name="List Table 6 Colorful Accent 2" w:uiPriority="51"/>
+    <w:lsdException w:name="List Table 7 Colorful Accent 2" w:uiPriority="52"/>
+    <w:lsdException w:name="List Table 1 Light Accent 3" w:uiPriority="46"/>
+    <w:lsdException w:name="List Table 2 Accent 3" w:uiPriority="47"/>
+    <w:lsdException w:name="List Table 3 Accent 3" w:uiPriority="48"/>
+    <w:lsdException w:name="List Table 4 Accent 3" w:uiPriority="49"/>
+    <w:lsdException w:name="List Table 5 Dark Accent 3" w:uiPriority="50"/>
+    <w:lsdException w:name="List Table 6 Colorful Accent 3" w:uiPriority="51"/>
+    <w:lsdException w:name="List Table 7 Colorful Accent 3" w:uiPriority="52"/>
+    <w:lsdException w:name="List Table 1 Light Accent 4" w:uiPriority="46"/>
+    <w:lsdException w:name="List Table 2 Accent 4" w:uiPriority="47"/>
+    <w:lsdException w:name="List Table 3 Accent 4" w:uiPriority="48"/>
+    <w:lsdException w:name="List Table 4 Accent 4" w:uiPriority="49"/>
+    <w:lsdException w:name="List Table 5 Dark Accent 4" w:uiPriority="50"/>
+    <w:lsdException w:name="List Table 6 Colorful Accent 4" w:uiPriority="51"/>
+    <w:lsdException w:name="List Table 7 Colorful Accent 4" w:uiPriority="52"/>
+    <w:lsdException w:name="List Table 1 Light Accent 5" w:uiPriority="46"/>
+    <w:lsdException w:name="List Table 2 Accent 5" w:uiPriority="47"/>
+    <w:lsdException w:name="List Table 3 Accent 5" w:uiPriority="48"/>
+    <w:lsdException w:name="List Table 4 Accent 5" w:uiPriority="49"/>
+    <w:lsdException w:name="List Table 5 Dark Accent 5" w:uiPriority="50"/>
+    <w:lsdException w:name="List Table 6 Colorful Accent 5" w:uiPriority="51"/>
+    <w:lsdException w:name="List Table 7 Colorful Accent 5" w:uiPriority="52"/>
+    <w:lsdException w:name="List Table 1 Light Accent 6" w:uiPriority="46"/>
+    <w:lsdException w:name="List Table 2 Accent 6" w:uiPriority="47"/>
+    <w:lsdException w:name="List Table 3 Accent 6" w:uiPriority="48"/>
+    <w:lsdException w:name="List Table 4 Accent 6" w:uiPriority="49"/>
+    <w:lsdException w:name="List Table 5 Dark Accent 6" w:uiPriority="50"/>
+    <w:lsdException w:name="List Table 6 Colorful Accent 6" w:uiPriority="51"/>
+    <w:lsdException w:name="List Table 7 Colorful Accent 6" w:uiPriority="52"/>
+    <w:lsdException w:name="Mention" w:semiHidden="1" w:unhideWhenUsed="1"/>
+    <w:lsdException w:name="Smart Hyperlink" w:semiHidden="1" w:unhideWhenUsed="1"/>
+    <w:lsdException w:name="Hashtag" w:semiHidden="1" w:unhideWhenUsed="1"/>
+    <w:lsdException w:name="Unresolved Mention" w:semiHidden="1" w:unhideWhenUsed="1"/>
+    <w:lsdException w:name="Smart Link" w:semiHidden="1" w:unhideWhenUsed="1"/>
+  </w:latentStyles>
+  <w:style w:type="paragraph" w:default="1" w:styleId="Normal">
+    <w:name w:val="Normal"/>
+    <w:qFormat/>
+  </w:style>
+  <w:style w:type="paragraph" w:styleId="Heading1">
+    <w:name w:val="heading 1"/>
+    <w:uiPriority w:val="9"/>
+    <w:qFormat/>
+    <w:pPr>
+      <w:outlineLvl w:val="0"/>
+    </w:pPr>
+    <w:rPr>
+      <w:color w:val="2E74B5"/>
+      <w:sz w:val="32"/>
+      <w:szCs w:val="32"/>
+    </w:rPr>
+  </w:style>
+  <w:style w:type="paragraph" w:styleId="Heading2">
+    <w:name w:val="heading 2"/>
+    <w:uiPriority w:val="9"/>
+    <w:semiHidden/>
+    <w:unhideWhenUsed/>
+    <w:qFormat/>
+    <w:pPr>
+      <w:outlineLvl w:val="1"/>
+    </w:pPr>
+    <w:rPr>
+      <w:color w:val="2E74B5"/>
+      <w:sz w:val="26"/>
+      <w:szCs w:val="26"/>
+    </w:rPr>
+  </w:style>
+  <w:style w:type="paragraph" w:styleId="Heading3">
+    <w:name w:val="heading 3"/>
+    <w:uiPriority w:val="9"/>
+    <w:semiHidden/>
+    <w:unhideWhenUsed/>
+    <w:qFormat/>
+    <w:pPr>
+      <w:outlineLvl w:val="2"/>
+    </w:pPr>
+    <w:rPr>
+      <w:color w:val="1F4D78"/>
+      <w:sz w:val="24"/>
+      <w:szCs w:val="24"/>
+    </w:rPr>
+  </w:style>
+  <w:style w:type="paragraph" w:styleId="Heading4">
+    <w:name w:val="heading 4"/>
+    <w:uiPriority w:val="9"/>
+    <w:semiHidden/>
+    <w:unhideWhenUsed/>
+    <w:qFormat/>
+    <w:pPr>
+      <w:outlineLvl w:val="3"/>
+    </w:pPr>
+    <w:rPr>
+      <w:i/>
+      <w:iCs/>
+      <w:color w:val="2E74B5"/>
+    </w:rPr>
+  </w:style>
+  <w:style w:type="paragraph" w:styleId="Heading5">
+    <w:name w:val="heading 5"/>
+    <w:uiPriority w:val="9"/>
+    <w:semiHidden/>
+    <w:unhideWhenUsed/>
+    <w:qFormat/>
+    <w:pPr>
+      <w:outlineLvl w:val="4"/>
+    </w:pPr>
+    <w:rPr>
+      <w:color w:val="2E74B5"/>
+    </w:rPr>
+  </w:style>
+  <w:style w:type="paragraph" w:styleId="Heading6">
+    <w:name w:val="heading 6"/>
+    <w:uiPriority w:val="9"/>
+    <w:semiHidden/>
+    <w:unhideWhenUsed/>
+    <w:qFormat/>
+    <w:pPr>
+      <w:outlineLvl w:val="5"/>
+    </w:pPr>
+    <w:rPr>
+      <w:color w:val="1F4D78"/>
+    </w:rPr>
+  </w:style>
+  <w:style w:type="character" w:default="1" w:styleId="DefaultParagraphFont">
+    <w:name w:val="Default Paragraph Font"/>
+    <w:uiPriority w:val="1"/>
+    <w:semiHidden/>
+    <w:unhideWhenUsed/>
+  </w:style>
+  <w:style w:type="table" w:default="1" w:styleId="TableNormal">
+    <w:name w:val="Normal Table"/>
+    <w:uiPriority w:val="99"/>
+    <w:semiHidden/>
+    <w:unhideWhenUsed/>
+    <w:tblPr>
+      <w:tblInd w:w="0" w:type="dxa"/>
+      <w:tblCellMar>
+        <w:top w:w="0" w:type="dxa"/>
+        <w:left w:w="108" w:type="dxa"/>
+        <w:bottom w:w="0" w:type="dxa"/>
+        <w:right w:w="108" w:type="dxa"/>
+      </w:tblCellMar>
+    </w:tblPr>
+  </w:style>
+  <w:style w:type="numbering" w:default="1" w:styleId="NoList">
+    <w:name w:val="No List"/>
+    <w:uiPriority w:val="99"/>
+    <w:semiHidden/>
+    <w:unhideWhenUsed/>
+  </w:style>
   <w:style w:type="paragraph" w:styleId="Title">
     <w:name w:val="Title"/>
-    <w:basedOn w:val="Normal"/>
-    <w:next w:val="Normal"/>
+    <w:uiPriority w:val="10"/>
     <w:qFormat/>
     <w:rPr>
       <w:sz w:val="56"/>
       <w:szCs w:val="56"/>
     </w:rPr>
   </w:style>
-  <w:style w:type="paragraph" w:styleId="Heading1">
-    <w:name w:val="Heading 1"/>
-    <w:basedOn w:val="Normal"/>
-    <w:next w:val="Normal"/>
-    <w:qFormat/>
-    <w:rPr>
-      <w:color w:val="2E74B5"/>
-      <w:sz w:val="32"/>
-      <w:szCs w:val="32"/>
-    </w:rPr>
-  </w:style>
-  <w:style w:type="paragraph" w:styleId="Heading2">
-    <w:name w:val="Heading 2"/>
-    <w:basedOn w:val="Normal"/>
-    <w:next w:val="Normal"/>
-    <w:qFormat/>
-    <w:rPr>
-      <w:color w:val="2E74B5"/>
-      <w:sz w:val="26"/>
-      <w:szCs w:val="26"/>
-    </w:rPr>
-  </w:style>
-  <w:style w:type="paragraph" w:styleId="Heading3">
-    <w:name w:val="Heading 3"/>
-    <w:basedOn w:val="Normal"/>
-    <w:next w:val="Normal"/>
-    <w:qFormat/>
-    <w:rPr>
-      <w:color w:val="1F4D78"/>
-      <w:sz w:val="24"/>
-      <w:szCs w:val="24"/>
-    </w:rPr>
-  </w:style>
-  <w:style w:type="paragraph" w:styleId="Heading4">
-    <w:name w:val="Heading 4"/>
-    <w:basedOn w:val="Normal"/>
-    <w:next w:val="Normal"/>
-    <w:qFormat/>
-    <w:rPr>
-      <w:i/>
-      <w:iCs/>
-      <w:color w:val="2E74B5"/>
-    </w:rPr>
-  </w:style>
-  <w:style w:type="paragraph" w:styleId="Heading5">
-    <w:name w:val="Heading 5"/>
-    <w:basedOn w:val="Normal"/>
-    <w:next w:val="Normal"/>
-    <w:qFormat/>
-    <w:rPr>
-      <w:color w:val="2E74B5"/>
-    </w:rPr>
-  </w:style>
-  <w:style w:type="paragraph" w:styleId="Heading6">
-    <w:name w:val="Heading 6"/>
-    <w:basedOn w:val="Normal"/>
-    <w:next w:val="Normal"/>
-    <w:qFormat/>
-    <w:rPr>
-      <w:color w:val="1F4D78"/>
-    </w:rPr>
-  </w:style>
-  <w:style w:type="paragraph" w:styleId="Strong">
-    <w:name w:val="Strong"/>
-    <w:basedOn w:val="Normal"/>
-    <w:next w:val="Normal"/>
+  <w:style w:type="paragraph" w:customStyle="1" w:styleId="Strong1">
+    <w:name w:val="Strong1"/>
     <w:qFormat/>
     <w:rPr>
       <w:b/>
@@ -822,12 +1498,10 @@
   </w:style>
   <w:style w:type="paragraph" w:styleId="ListParagraph">
     <w:name w:val="List Paragraph"/>
-    <w:basedOn w:val="Normal"/>
     <w:qFormat/>
   </w:style>
   <w:style w:type="character" w:styleId="Hyperlink">
     <w:name w:val="Hyperlink"/>
-    <w:basedOn w:val="DefaultParagraphFont"/>
     <w:uiPriority w:val="99"/>
     <w:unhideWhenUsed/>
     <w:rPr>
@@ -837,7 +1511,6 @@
   </w:style>
   <w:style w:type="character" w:styleId="FootnoteReference">
     <w:name w:val="footnote reference"/>
-    <w:basedOn w:val="DefaultParagraphFont"/>
     <w:uiPriority w:val="99"/>
     <w:semiHidden/>
     <w:unhideWhenUsed/>
@@ -847,22 +1520,13 @@
   </w:style>
   <w:style w:type="paragraph" w:styleId="FootnoteText">
     <w:name w:val="footnote text"/>
-    <w:basedOn w:val="Normal"/>
     <w:link w:val="FootnoteTextChar"/>
     <w:uiPriority w:val="99"/>
     <w:semiHidden/>
     <w:unhideWhenUsed/>
-    <w:pPr>
-      <w:spacing w:after="0" w:line="240" w:lineRule="auto"/>
-    </w:pPr>
-    <w:rPr>
-      <w:sz w:val="20"/>
-      <w:szCs w:val="20"/>
-    </w:rPr>
-  </w:style>
-  <w:style w:type="character" w:styleId="FootnoteTextChar">
+  </w:style>
+  <w:style w:type="character" w:customStyle="1" w:styleId="FootnoteTextChar">
     <w:name w:val="Footnote Text Char"/>
-    <w:basedOn w:val="DefaultParagraphFont"/>
     <w:link w:val="FootnoteText"/>
     <w:uiPriority w:val="99"/>
     <w:semiHidden/>
@@ -874,7 +1538,6 @@
   </w:style>
   <w:style w:type="character" w:styleId="EndnoteReference">
     <w:name w:val="endnote reference"/>
-    <w:basedOn w:val="DefaultParagraphFont"/>
     <w:uiPriority w:val="99"/>
     <w:semiHidden/>
     <w:unhideWhenUsed/>
@@ -884,22 +1547,13 @@
   </w:style>
   <w:style w:type="paragraph" w:styleId="EndnoteText">
     <w:name w:val="endnote text"/>
-    <w:basedOn w:val="Normal"/>
     <w:link w:val="EndnoteTextChar"/>
     <w:uiPriority w:val="99"/>
     <w:semiHidden/>
     <w:unhideWhenUsed/>
-    <w:pPr>
-      <w:spacing w:after="0" w:line="240" w:lineRule="auto"/>
-    </w:pPr>
-    <w:rPr>
-      <w:sz w:val="20"/>
-      <w:szCs w:val="20"/>
-    </w:rPr>
-  </w:style>
-  <w:style w:type="character" w:styleId="EndnoteTextChar">
+  </w:style>
+  <w:style w:type="character" w:customStyle="1" w:styleId="EndnoteTextChar">
     <w:name w:val="Endnote Text Char"/>
-    <w:basedOn w:val="DefaultParagraphFont"/>
     <w:link w:val="EndnoteText"/>
     <w:uiPriority w:val="99"/>
     <w:semiHidden/>
@@ -910,4 +1564,299 @@
     </w:rPr>
   </w:style>
 </w:styles>
+</file>
+
+<file path=word/theme/theme1.xml><?xml version="1.0" encoding="utf-8"?>
+<a:theme xmlns:a="http://schemas.openxmlformats.org/drawingml/2006/main" name="Office Theme">
+  <a:themeElements>
+    <a:clrScheme name="Office">
+      <a:dk1>
+        <a:sysClr val="windowText" lastClr="000000"/>
+      </a:dk1>
+      <a:lt1>
+        <a:sysClr val="window" lastClr="FFFFFF"/>
+      </a:lt1>
+      <a:dk2>
+        <a:srgbClr val="44546A"/>
+      </a:dk2>
+      <a:lt2>
+        <a:srgbClr val="E7E6E6"/>
+      </a:lt2>
+      <a:accent1>
+        <a:srgbClr val="4472C4"/>
+      </a:accent1>
+      <a:accent2>
+        <a:srgbClr val="ED7D31"/>
+      </a:accent2>
+      <a:accent3>
+        <a:srgbClr val="A5A5A5"/>
+      </a:accent3>
+      <a:accent4>
+        <a:srgbClr val="FFC000"/>
+      </a:accent4>
+      <a:accent5>
+        <a:srgbClr val="5B9BD5"/>
+      </a:accent5>
+      <a:accent6>
+        <a:srgbClr val="70AD47"/>
+      </a:accent6>
+      <a:hlink>
+        <a:srgbClr val="0563C1"/>
+      </a:hlink>
+      <a:folHlink>
+        <a:srgbClr val="954F72"/>
+      </a:folHlink>
+    </a:clrScheme>
+    <a:fontScheme name="Office">
+      <a:majorFont>
+        <a:latin typeface="Calibri Light" panose="020F0302020204030204"/>
+        <a:ea typeface=""/>
+        <a:cs typeface=""/>
+        <a:font script="Jpan" typeface="游ゴシック Light"/>
+        <a:font script="Hang" typeface="맑은 고딕"/>
+        <a:font script="Hans" typeface="等线 Light"/>
+        <a:font script="Hant" typeface="新細明體"/>
+        <a:font script="Arab" typeface="Times New Roman"/>
+        <a:font script="Hebr" typeface="Times New Roman"/>
+        <a:font script="Thai" typeface="Angsana New"/>
+        <a:font script="Ethi" typeface="Nyala"/>
+        <a:font script="Beng" typeface="Vrinda"/>
+        <a:font script="Gujr" typeface="Shruti"/>
+        <a:font script="Khmr" typeface="MoolBoran"/>
+        <a:font script="Knda" typeface="Tunga"/>
+        <a:font script="Guru" typeface="Raavi"/>
+        <a:font script="Cans" typeface="Euphemia"/>
+        <a:font script="Cher" typeface="Plantagenet Cherokee"/>
+        <a:font script="Yiii" typeface="Microsoft Yi Baiti"/>
+        <a:font script="Tibt" typeface="Microsoft Himalaya"/>
+        <a:font script="Thaa" typeface="MV Boli"/>
+        <a:font script="Deva" typeface="Mangal"/>
+        <a:font script="Telu" typeface="Gautami"/>
+        <a:font script="Taml" typeface="Latha"/>
+        <a:font script="Syrc" typeface="Estrangelo Edessa"/>
+        <a:font script="Orya" typeface="Kalinga"/>
+        <a:font script="Mlym" typeface="Kartika"/>
+        <a:font script="Laoo" typeface="DokChampa"/>
+        <a:font script="Sinh" typeface="Iskoola Pota"/>
+        <a:font script="Mong" typeface="Mongolian Baiti"/>
+        <a:font script="Viet" typeface="Times New Roman"/>
+        <a:font script="Uigh" typeface="Microsoft Uighur"/>
+        <a:font script="Geor" typeface="Sylfaen"/>
+        <a:font script="Armn" typeface="Arial"/>
+        <a:font script="Bugi" typeface="Leelawadee UI"/>
+        <a:font script="Bopo" typeface="Microsoft JhengHei"/>
+        <a:font script="Java" typeface="Javanese Text"/>
+        <a:font script="Lisu" typeface="Segoe UI"/>
+        <a:font script="Mymr" typeface="Myanmar Text"/>
+        <a:font script="Nkoo" typeface="Ebrima"/>
+        <a:font script="Olck" typeface="Nirmala UI"/>
+        <a:font script="Osma" typeface="Ebrima"/>
+        <a:font script="Phag" typeface="Phagspa"/>
+        <a:font script="Syrn" typeface="Estrangelo Edessa"/>
+        <a:font script="Syrj" typeface="Estrangelo Edessa"/>
+        <a:font script="Syre" typeface="Estrangelo Edessa"/>
+        <a:font script="Sora" typeface="Nirmala UI"/>
+        <a:font script="Tale" typeface="Microsoft Tai Le"/>
+        <a:font script="Talu" typeface="Microsoft New Tai Lue"/>
+        <a:font script="Tfng" typeface="Ebrima"/>
+      </a:majorFont>
+      <a:minorFont>
+        <a:latin typeface="Calibri" panose="020F0502020204030204"/>
+        <a:ea typeface=""/>
+        <a:cs typeface=""/>
+        <a:font script="Jpan" typeface="游明朝"/>
+        <a:font script="Hang" typeface="맑은 고딕"/>
+        <a:font script="Hans" typeface="等线"/>
+        <a:font script="Hant" typeface="新細明體"/>
+        <a:font script="Arab" typeface="Arial"/>
+        <a:font script="Hebr" typeface="Arial"/>
+        <a:font script="Thai" typeface="Cordia New"/>
+        <a:font script="Ethi" typeface="Nyala"/>
+        <a:font script="Beng" typeface="Vrinda"/>
+        <a:font script="Gujr" typeface="Shruti"/>
+        <a:font script="Khmr" typeface="DaunPenh"/>
+        <a:font script="Knda" typeface="Tunga"/>
+        <a:font script="Guru" typeface="Raavi"/>
+        <a:font script="Cans" typeface="Euphemia"/>
+        <a:font script="Cher" typeface="Plantagenet Cherokee"/>
+        <a:font script="Yiii" typeface="Microsoft Yi Baiti"/>
+        <a:font script="Tibt" typeface="Microsoft Himalaya"/>
+        <a:font script="Thaa" typeface="MV Boli"/>
+        <a:font script="Deva" typeface="Mangal"/>
+        <a:font script="Telu" typeface="Gautami"/>
+        <a:font script="Taml" typeface="Latha"/>
+        <a:font script="Syrc" typeface="Estrangelo Edessa"/>
+        <a:font script="Orya" typeface="Kalinga"/>
+        <a:font script="Mlym" typeface="Kartika"/>
+        <a:font script="Laoo" typeface="DokChampa"/>
+        <a:font script="Sinh" typeface="Iskoola Pota"/>
+        <a:font script="Mong" typeface="Mongolian Baiti"/>
+        <a:font script="Viet" typeface="Arial"/>
+        <a:font script="Uigh" typeface="Microsoft Uighur"/>
+        <a:font script="Geor" typeface="Sylfaen"/>
+        <a:font script="Armn" typeface="Arial"/>
+        <a:font script="Bugi" typeface="Leelawadee UI"/>
+        <a:font script="Bopo" typeface="Microsoft JhengHei"/>
+        <a:font script="Java" typeface="Javanese Text"/>
+        <a:font script="Lisu" typeface="Segoe UI"/>
+        <a:font script="Mymr" typeface="Myanmar Text"/>
+        <a:font script="Nkoo" typeface="Ebrima"/>
+        <a:font script="Olck" typeface="Nirmala UI"/>
+        <a:font script="Osma" typeface="Ebrima"/>
+        <a:font script="Phag" typeface="Phagspa"/>
+        <a:font script="Syrn" typeface="Estrangelo Edessa"/>
+        <a:font script="Syrj" typeface="Estrangelo Edessa"/>
+        <a:font script="Syre" typeface="Estrangelo Edessa"/>
+        <a:font script="Sora" typeface="Nirmala UI"/>
+        <a:font script="Tale" typeface="Microsoft Tai Le"/>
+        <a:font script="Talu" typeface="Microsoft New Tai Lue"/>
+        <a:font script="Tfng" typeface="Ebrima"/>
+      </a:minorFont>
+    </a:fontScheme>
+    <a:fmtScheme name="Office">
+      <a:fillStyleLst>
+        <a:solidFill>
+          <a:schemeClr val="phClr"/>
+        </a:solidFill>
+        <a:gradFill rotWithShape="1">
+          <a:gsLst>
+            <a:gs pos="0">
+              <a:schemeClr val="phClr">
+                <a:lumMod val="110000"/>
+                <a:satMod val="105000"/>
+                <a:tint val="67000"/>
+              </a:schemeClr>
+            </a:gs>
+            <a:gs pos="50000">
+              <a:schemeClr val="phClr">
+                <a:lumMod val="105000"/>
+                <a:satMod val="103000"/>
+                <a:tint val="73000"/>
+              </a:schemeClr>
+            </a:gs>
+            <a:gs pos="100000">
+              <a:schemeClr val="phClr">
+                <a:lumMod val="105000"/>
+                <a:satMod val="109000"/>
+                <a:tint val="81000"/>
+              </a:schemeClr>
+            </a:gs>
+          </a:gsLst>
+          <a:lin ang="5400000" scaled="0"/>
+        </a:gradFill>
+        <a:gradFill rotWithShape="1">
+          <a:gsLst>
+            <a:gs pos="0">
+              <a:schemeClr val="phClr">
+                <a:satMod val="103000"/>
+                <a:lumMod val="102000"/>
+                <a:tint val="94000"/>
+              </a:schemeClr>
+            </a:gs>
+            <a:gs pos="50000">
+              <a:schemeClr val="phClr">
+                <a:satMod val="110000"/>
+                <a:lumMod val="100000"/>
+                <a:shade val="100000"/>
+              </a:schemeClr>
+            </a:gs>
+            <a:gs pos="100000">
+              <a:schemeClr val="phClr">
+                <a:lumMod val="99000"/>
+                <a:satMod val="120000"/>
+                <a:shade val="78000"/>
+              </a:schemeClr>
+            </a:gs>
+          </a:gsLst>
+          <a:lin ang="5400000" scaled="0"/>
+        </a:gradFill>
+      </a:fillStyleLst>
+      <a:lnStyleLst>
+        <a:ln w="6350" cap="flat" cmpd="sng" algn="ctr">
+          <a:solidFill>
+            <a:schemeClr val="phClr"/>
+          </a:solidFill>
+          <a:prstDash val="solid"/>
+          <a:miter lim="800000"/>
+        </a:ln>
+        <a:ln w="12700" cap="flat" cmpd="sng" algn="ctr">
+          <a:solidFill>
+            <a:schemeClr val="phClr"/>
+          </a:solidFill>
+          <a:prstDash val="solid"/>
+          <a:miter lim="800000"/>
+        </a:ln>
+        <a:ln w="19050" cap="flat" cmpd="sng" algn="ctr">
+          <a:solidFill>
+            <a:schemeClr val="phClr"/>
+          </a:solidFill>
+          <a:prstDash val="solid"/>
+          <a:miter lim="800000"/>
+        </a:ln>
+      </a:lnStyleLst>
+      <a:effectStyleLst>
+        <a:effectStyle>
+          <a:effectLst/>
+        </a:effectStyle>
+        <a:effectStyle>
+          <a:effectLst/>
+        </a:effectStyle>
+        <a:effectStyle>
+          <a:effectLst>
+            <a:outerShdw blurRad="57150" dist="19050" dir="5400000" algn="ctr" rotWithShape="0">
+              <a:srgbClr val="000000">
+                <a:alpha val="63000"/>
+              </a:srgbClr>
+            </a:outerShdw>
+          </a:effectLst>
+        </a:effectStyle>
+      </a:effectStyleLst>
+      <a:bgFillStyleLst>
+        <a:solidFill>
+          <a:schemeClr val="phClr"/>
+        </a:solidFill>
+        <a:solidFill>
+          <a:schemeClr val="phClr">
+            <a:tint val="95000"/>
+            <a:satMod val="170000"/>
+          </a:schemeClr>
+        </a:solidFill>
+        <a:gradFill rotWithShape="1">
+          <a:gsLst>
+            <a:gs pos="0">
+              <a:schemeClr val="phClr">
+                <a:tint val="93000"/>
+                <a:satMod val="150000"/>
+                <a:shade val="98000"/>
+                <a:lumMod val="102000"/>
+              </a:schemeClr>
+            </a:gs>
+            <a:gs pos="50000">
+              <a:schemeClr val="phClr">
+                <a:tint val="98000"/>
+                <a:satMod val="130000"/>
+                <a:shade val="90000"/>
+                <a:lumMod val="103000"/>
+              </a:schemeClr>
+            </a:gs>
+            <a:gs pos="100000">
+              <a:schemeClr val="phClr">
+                <a:shade val="63000"/>
+                <a:satMod val="120000"/>
+              </a:schemeClr>
+            </a:gs>
+          </a:gsLst>
+          <a:lin ang="5400000" scaled="0"/>
+        </a:gradFill>
+      </a:bgFillStyleLst>
+    </a:fmtScheme>
+  </a:themeElements>
+  <a:objectDefaults/>
+  <a:extraClrSchemeLst/>
+  <a:extLst>
+    <a:ext uri="{05A4C25C-085E-4340-85A3-A5531E510DB2}">
+      <thm15:themeFamily xmlns:thm15="http://schemas.microsoft.com/office/thememl/2012/main" name="Office Theme" id="{62F939B6-93AF-4DB8-9C6B-D6C7DFDC589F}" vid="{4A3C46E8-61CC-4603-A589-7422A47A8E4A}"/>
+    </a:ext>
+  </a:extLst>
+</a:theme>
 </file>